--- a/exports/karneler/256_BEREN_KOC_Karne.docx
+++ b/exports/karneler/256_BEREN_KOC_Karne.docx
@@ -27,7 +27,7 @@
           <w:color w:val="646464"/>
           <w:sz w:val="17"/>
         </w:rPr>
-        <w:t>Deneme Sınavı: 2026-2027  PARAF LGS 1 | Kurumsal Başarı ve Takip Sistemi</w:t>
+        <w:t>Deneme Sınavı: PARAF LGS 1 | Kurumsal Başarı ve Takip Sistemi</w:t>
       </w:r>
     </w:p>
     <w:tbl>
@@ -1732,6 +1732,32 @@
               <w:t>Fen Bilimleri netin: 11.33 (13 Doğru, 5 Yanlış, 2 Boş). Sağlam bir altyapın var ancak 5 yanlış netini aşağı çekmiş. Özellikle 'Mevsimlerin Oluşumu' konusundaki (%57) 21 Haziran/21 Aralık gün dönümleri ve birim alana düşen enerji miktarı şemalarını 3D simülasyonla tekrar etmelisin. Deney sorularında bağımsız değişkeni kenara yaz; haftalık 45 fen sorusu çöz.</w:t>
             </w:r>
           </w:p>
+          <w:p>
+            <w:pPr>
+              <w:spacing w:after="20"/>
+            </w:pPr>
+            <w:r>
+              <w:rPr>
+                <w:b/>
+                <w:color w:val="C0392B"/>
+                <w:sz w:val="15"/>
+              </w:rPr>
+              <w:t xml:space="preserve">📺 Önerilen YouTube Desteği (Orta Seviye): </w:t>
+            </w:r>
+            <w:r>
+              <w:rPr>
+                <w:b/>
+                <w:sz w:val="15"/>
+              </w:rPr>
+              <w:t xml:space="preserve">Kanal: Mehmet Hoca ile Fen | </w:t>
+            </w:r>
+            <w:r>
+              <w:rPr>
+                <w:sz w:val="15"/>
+              </w:rPr>
+              <w:t>Odak: Kazanım Pekiştirme &amp; Deney Analizi. Taktik: Deney sorularındaki bağımsız/bağımlı/kontrol değişkeni çözüm adımlarını birebir uygula.</w:t>
+            </w:r>
+          </w:p>
         </w:tc>
       </w:tr>
     </w:tbl>
@@ -1877,6 +1903,32 @@
                 <w:sz w:val="15"/>
               </w:rPr>
               <w:t>Matematik netin: 6.67 (9 Doğru, 7 Yanlış, 4 Boş). Temel matematik altyapın oluşmuş ancak 7 yanlış ve 4 boş puanını sınırlamış. Sıfır çektiğin 'Üslü İfadeler Temel Kuralları' konusunu konu anlatım fasikülünden baştan tara. Kritik açıkların olan [Çarpanlar ve Katlar / Asal Çarpanlar (%75), EBOB-EKOK Problemleri (%43), Aralarında Asal Sayılar (%67), Tam Sayı Kuvvetleri (Negatif Üs) (%50)] konularında 'Verilenleri Yaz -&gt; Şemayı Çiz -&gt; Matematiksel Modeli Kur' 3 adımlı protokolünü uygula. Günde en az 20 adet yeni nesil soru çözerek işlem hızını artır.</w:t>
+            </w:r>
+          </w:p>
+          <w:p>
+            <w:pPr>
+              <w:spacing w:after="20"/>
+            </w:pPr>
+            <w:r>
+              <w:rPr>
+                <w:b/>
+                <w:color w:val="C0392B"/>
+                <w:sz w:val="15"/>
+              </w:rPr>
+              <w:t xml:space="preserve">📺 Önerilen YouTube Desteği (Temel Seviye): </w:t>
+            </w:r>
+            <w:r>
+              <w:rPr>
+                <w:b/>
+                <w:sz w:val="15"/>
+              </w:rPr>
+              <w:t xml:space="preserve">Kanal: Partikül Matematik | </w:t>
+            </w:r>
+            <w:r>
+              <w:rPr>
+                <w:sz w:val="15"/>
+              </w:rPr>
+              <w:t>Odak: Temel Kavramlar &amp; Adım Adım Konu Anlatımı. Taktik: Videoyu durdurarak hocayla birlikte işlem yap; temel soru tiplerini not alıp kavrama testlerine geç.</w:t>
             </w:r>
           </w:p>
         </w:tc>
@@ -2026,6 +2078,32 @@
               <w:t>Türkçe branş netin: 10.00 (12 Doğru, 6 Yanlış, 2 Boş). Ortalama üstü bir performans olmakla birlikte 6 yanlış başarı payını törpülemiş. Öncelikli olarak sıfır çektiğin [FİİLİMSİLER, Sebep-Sonuç, Amaç-Sonuç Cümleleri] konularındaki kavram ve kuralları tekrar et. Kısmi kayıp yaşadığın [Sözcük ve Sözcük Gruplarında Anlam (%50), Tablo ve Grafik Yorumlama (%50)] alanlarında metindeki açık kanıtın altını çizerek çöz. Günde 20 paragraf sorusu çöz; iki şık arasında kaldığında işaretleme yapmayıp boş bırak.</w:t>
             </w:r>
           </w:p>
+          <w:p>
+            <w:pPr>
+              <w:spacing w:after="20"/>
+            </w:pPr>
+            <w:r>
+              <w:rPr>
+                <w:b/>
+                <w:color w:val="C0392B"/>
+                <w:sz w:val="15"/>
+              </w:rPr>
+              <w:t xml:space="preserve">📺 Önerilen YouTube Desteği (Orta Seviye): </w:t>
+            </w:r>
+            <w:r>
+              <w:rPr>
+                <w:b/>
+                <w:sz w:val="15"/>
+              </w:rPr>
+              <w:t xml:space="preserve">Kanal: Hız Yayınları - Ebubekir Hoca | </w:t>
+            </w:r>
+            <w:r>
+              <w:rPr>
+                <w:sz w:val="15"/>
+              </w:rPr>
+              <w:t>Odak: Paragraf Taktikleri &amp; Çeldirici Eleme. Taktik: Paragraf sorularında hocanın anahtar kelimeleri ve metin kanıtlarını nasıl çizdiğine dikkat et.</w:t>
+            </w:r>
+          </w:p>
         </w:tc>
       </w:tr>
     </w:tbl>
@@ -2152,6 +2230,32 @@
                 <w:sz w:val="15"/>
               </w:rPr>
               <w:t>İnkılap Tarihi netin: 7.67 (8 Doğru, 1 Yanlış, 1 Boş). Hedeflenen seviyenin altında kalındı (7.67 Net). Pekiştirilmesi gereken [Uyanan Avrupa ve Sarsılan Osmanlı (%67), Mustafa Kemal'in Askerlik Hayatı (%67)] konularında kronoloji tablosu çıkar. Sorularda 'Yalnızca bu bilgiye göre' köklerine dikkat et; metne sadık kal. Haftalık 25 soru çöz.</w:t>
+            </w:r>
+          </w:p>
+          <w:p>
+            <w:pPr>
+              <w:spacing w:after="20"/>
+            </w:pPr>
+            <w:r>
+              <w:rPr>
+                <w:b/>
+                <w:color w:val="C0392B"/>
+                <w:sz w:val="15"/>
+              </w:rPr>
+              <w:t xml:space="preserve">📺 Önerilen YouTube Desteği (Orta Seviye): </w:t>
+            </w:r>
+            <w:r>
+              <w:rPr>
+                <w:b/>
+                <w:sz w:val="15"/>
+              </w:rPr>
+              <w:t xml:space="preserve">Kanal: Sosyal Kale | </w:t>
+            </w:r>
+            <w:r>
+              <w:rPr>
+                <w:sz w:val="15"/>
+              </w:rPr>
+              <w:t>Odak: Soru Çözüm Taktikleri &amp; Neden-Sonuç İlişkisi. Taktik: 'Yalnızca bu bilgiye göre' tarzı sorularda metin dışına çıkmama kuralını pekiştir.</w:t>
             </w:r>
           </w:p>
         </w:tc>
@@ -2301,6 +2405,32 @@
               <w:t>Din Kültürü netin: 5.00 (6 Doğru, 3 Yanlış, 1 Boş). Din Kültürü netin (5.00) potansiyelinin altında. Sıfır çektiğin [Hz. Musa (A.S.) ve Mücadelesi] konusunu mutlaka tekrar et. Kavram karmaşası yaşanan [Kader ve Kaza İnancı (%33), Kader Kavramları (Ömür, Ecel, Rızık, Tevekkül) (%67)] alanlarına odaklan. Ömür, ecel, rızık, tevekkül, cüzi/külli irade kavramlarını sözlük kartlarına yazıp ezberle. Ayet-el Kürsi ana fikrine ve yasalara çalış.</w:t>
             </w:r>
           </w:p>
+          <w:p>
+            <w:pPr>
+              <w:spacing w:after="20"/>
+            </w:pPr>
+            <w:r>
+              <w:rPr>
+                <w:b/>
+                <w:color w:val="C0392B"/>
+                <w:sz w:val="15"/>
+              </w:rPr>
+              <w:t xml:space="preserve">📺 Önerilen YouTube Desteği (Orta Seviye): </w:t>
+            </w:r>
+            <w:r>
+              <w:rPr>
+                <w:b/>
+                <w:sz w:val="15"/>
+              </w:rPr>
+              <w:t xml:space="preserve">Kanal: Cebrail Hocam | </w:t>
+            </w:r>
+            <w:r>
+              <w:rPr>
+                <w:sz w:val="15"/>
+              </w:rPr>
+              <w:t>Odak: Ayet Yorumlama &amp; MEB Örnek Soruları. Taktik: Ayet-el Kürsi ana fikri ve evrensel yasalarla ilgili soru kalıplarını videoyla paralel çöz.</w:t>
+            </w:r>
+          </w:p>
         </w:tc>
       </w:tr>
     </w:tbl>
@@ -2427,6 +2557,32 @@
                 <w:sz w:val="15"/>
               </w:rPr>
               <w:t>İngilizce branş netin: 8.67 (9 Doğru, 1 Yanlış, 0 Boş). Friendship ünitesi kelime ve diyalog hakimiyetin çok iyi. Tek net kaybının yaşandığı 'Basit Sorular Sorma' kalıbını gözden geçirerek 10'da 10 yapabilirsin.</w:t>
+            </w:r>
+          </w:p>
+          <w:p>
+            <w:pPr>
+              <w:spacing w:after="20"/>
+            </w:pPr>
+            <w:r>
+              <w:rPr>
+                <w:b/>
+                <w:color w:val="C0392B"/>
+                <w:sz w:val="15"/>
+              </w:rPr>
+              <w:t xml:space="preserve">📺 Önerilen YouTube Desteği (İleri Düzey (Şampiyon)): </w:t>
+            </w:r>
+            <w:r>
+              <w:rPr>
+                <w:b/>
+                <w:sz w:val="15"/>
+              </w:rPr>
+              <w:t xml:space="preserve">Kanal: Ümitcan Hoca | </w:t>
+            </w:r>
+            <w:r>
+              <w:rPr>
+                <w:sz w:val="15"/>
+              </w:rPr>
+              <w:t>Odak: Yeni Nesil Okuma Parçaları, Tablo &amp; Grafik Yorumlama. Taktik: Afiş, davetiye ve soru kökündeki 'NOT / except' gibi olumsuzluk ifadelerine dikkat ederek hızlan.</w:t>
             </w:r>
           </w:p>
         </w:tc>

--- a/exports/karneler/256_BEREN_KOC_Karne.docx
+++ b/exports/karneler/256_BEREN_KOC_Karne.docx
@@ -2095,7 +2095,7 @@
                 <w:b/>
                 <w:sz w:val="15"/>
               </w:rPr>
-              <w:t xml:space="preserve">Kanal: Hız Yayınları - Ebubekir Hoca | </w:t>
+              <w:t xml:space="preserve">Kanal: Hız Yayınları veya Ebubekir Hoca ile Türkçe | </w:t>
             </w:r>
             <w:r>
               <w:rPr>

--- a/exports/karneler/256_BEREN_KOC_Karne.docx
+++ b/exports/karneler/256_BEREN_KOC_Karne.docx
@@ -4,30 +4,115 @@
   <w:body>
     <w:p>
       <w:pPr>
-        <w:spacing w:before="40" w:after="20"/>
         <w:jc w:val="center"/>
       </w:pPr>
       <w:r>
         <w:rPr>
           <w:b/>
           <w:color w:val="1F497D"/>
-          <w:sz w:val="25"/>
+          <w:sz w:val="26"/>
         </w:rPr>
-        <w:t>8/B SINIFI BİREYSEL LGS GELİŞİM VE HEDEF KARNESİ</w:t>
+        <w:t>8/B SINIFI ÖĞRENCİ DENEME TAKİP RAPORU</w:t>
       </w:r>
     </w:p>
     <w:p>
       <w:pPr>
-        <w:spacing w:after="60"/>
         <w:jc w:val="center"/>
       </w:pPr>
       <w:r>
         <w:rPr>
           <w:i/>
           <w:color w:val="646464"/>
-          <w:sz w:val="17"/>
+          <w:sz w:val="18"/>
         </w:rPr>
-        <w:t>Deneme Sınavı: PARAF LGS 1 | Kurumsal Başarı ve Takip Sistemi</w:t>
+        <w:t>Deneme Sınavı: 2026-2027  NARTEST LGS 1 | Sınav Katılım ve Telafi Takip Dosyası</w:t>
+      </w:r>
+    </w:p>
+    <w:tbl>
+      <w:tblPr>
+        <w:tblW w:type="auto" w:w="0"/>
+        <w:jc w:val="center"/>
+        <w:tblLook w:firstColumn="1" w:firstRow="1" w:lastColumn="0" w:lastRow="0" w:noHBand="0" w:noVBand="1" w:val="04A0"/>
+        <w:tblBorders>
+          <w:top w:val="single" w:sz="4" w:space="0" w:color="B0C4DE"/>
+          <w:left w:val="single" w:sz="4" w:space="0" w:color="B0C4DE"/>
+          <w:bottom w:val="single" w:sz="4" w:space="0" w:color="B0C4DE"/>
+          <w:right w:val="single" w:sz="4" w:space="0" w:color="B0C4DE"/>
+          <w:insideH w:val="single" w:sz="4" w:space="0" w:color="B0C4DE"/>
+          <w:insideV w:val="single" w:sz="4" w:space="0" w:color="B0C4DE"/>
+        </w:tblBorders>
+      </w:tblPr>
+      <w:tblGrid>
+        <w:gridCol w:w="5400"/>
+        <w:gridCol w:w="5400"/>
+      </w:tblGrid>
+      <w:tr>
+        <w:tc>
+          <w:tcPr>
+            <w:tcW w:type="dxa" w:w="5400"/>
+            <w:shd w:fill="F0F4F8"/>
+          </w:tcPr>
+          <w:p>
+            <w:r>
+              <w:rPr>
+                <w:b/>
+              </w:rPr>
+              <w:t>Öğrenci Adı Soyadı: BEREN KOÇ (No: 256 / 8/B)</w:t>
+            </w:r>
+          </w:p>
+        </w:tc>
+        <w:tc>
+          <w:tcPr>
+            <w:tcW w:type="dxa" w:w="5400"/>
+            <w:shd w:fill="FDEDEC"/>
+          </w:tcPr>
+          <w:p>
+            <w:r>
+              <w:rPr>
+                <w:b/>
+                <w:color w:val="B41414"/>
+              </w:rPr>
+              <w:t>Sınav Katılım Durumu: KATILMADI (Mazeretli / Raporlu)</w:t>
+            </w:r>
+          </w:p>
+        </w:tc>
+      </w:tr>
+      <w:tr>
+        <w:tc>
+          <w:tcPr>
+            <w:tcW w:type="dxa" w:w="10800"/>
+            <w:gridSpan w:val="2"/>
+            <w:tcMar>
+              <w:top w:w="30" w:type="dxa"/>
+              <w:bottom w:w="30" w:type="dxa"/>
+              <w:left w:w="40" w:type="dxa"/>
+              <w:right w:w="40" w:type="dxa"/>
+            </w:tcMar>
+          </w:tcPr>
+          <w:p>
+            <w:r>
+              <w:rPr>
+                <w:sz w:val="17"/>
+              </w:rPr>
+              <w:t>Bilgilendirme: Öğrencimiz BEREN KOÇ, 2026-2027  NARTEST LGS 1 sınavına mazeretli/raporlu olarak katılamamıştır. Öğrencinin akademik takip dosyasında önceki resmi sınav başarıları eksiksiz korunmaktadır. Bu rapor öğrencinin sınavda sorulan kazanımlardan geri kalmaması ve konu telafisini tamamlaması amacıyla hazırlanmıştır.</w:t>
+            </w:r>
+          </w:p>
+        </w:tc>
+      </w:tr>
+    </w:tbl>
+    <w:p>
+      <w:pPr>
+        <w:spacing w:after="40"/>
+      </w:pPr>
+    </w:p>
+    <w:p>
+      <w:r>
+        <w:rPr>
+          <w:b/>
+          <w:color w:val="1F497D"/>
+          <w:sz w:val="19"/>
+        </w:rPr>
+        <w:t>1. MEVCUT REFERANS AKADEMİK PERFORMANS (1. PARAF LGS 1)</w:t>
       </w:r>
     </w:p>
     <w:tbl>
@@ -56,10 +141,10 @@
             <w:tcW w:type="dxa" w:w="2700"/>
             <w:shd w:fill="DCE6F1"/>
             <w:tcMar>
-              <w:top w:w="35" w:type="dxa"/>
-              <w:bottom w:w="35" w:type="dxa"/>
-              <w:left w:w="50" w:type="dxa"/>
-              <w:right w:w="50" w:type="dxa"/>
+              <w:top w:w="30" w:type="dxa"/>
+              <w:bottom w:w="30" w:type="dxa"/>
+              <w:left w:w="40" w:type="dxa"/>
+              <w:right w:w="40" w:type="dxa"/>
             </w:tcMar>
           </w:tcPr>
           <w:p>
@@ -68,7 +153,7 @@
                 <w:b/>
                 <w:sz w:val="16"/>
               </w:rPr>
-              <w:t>Öğrenci Adı Soyadı:</w:t>
+              <w:t>Son Katılınan Sınav:</w:t>
             </w:r>
           </w:p>
         </w:tc>
@@ -76,10 +161,10 @@
           <w:tcPr>
             <w:tcW w:type="dxa" w:w="2700"/>
             <w:tcMar>
-              <w:top w:w="35" w:type="dxa"/>
-              <w:bottom w:w="35" w:type="dxa"/>
-              <w:left w:w="50" w:type="dxa"/>
-              <w:right w:w="50" w:type="dxa"/>
+              <w:top w:w="30" w:type="dxa"/>
+              <w:bottom w:w="30" w:type="dxa"/>
+              <w:left w:w="40" w:type="dxa"/>
+              <w:right w:w="40" w:type="dxa"/>
             </w:tcMar>
           </w:tcPr>
           <w:p>
@@ -87,7 +172,7 @@
               <w:rPr>
                 <w:sz w:val="16"/>
               </w:rPr>
-              <w:t>BEREN KOÇ</w:t>
+              <w:t>2026-2027  PARAF LGS 1</w:t>
             </w:r>
           </w:p>
         </w:tc>
@@ -96,10 +181,10 @@
             <w:tcW w:type="dxa" w:w="2700"/>
             <w:shd w:fill="DCE6F1"/>
             <w:tcMar>
-              <w:top w:w="35" w:type="dxa"/>
-              <w:bottom w:w="35" w:type="dxa"/>
-              <w:left w:w="50" w:type="dxa"/>
-              <w:right w:w="50" w:type="dxa"/>
+              <w:top w:w="30" w:type="dxa"/>
+              <w:bottom w:w="30" w:type="dxa"/>
+              <w:left w:w="40" w:type="dxa"/>
+              <w:right w:w="40" w:type="dxa"/>
             </w:tcMar>
           </w:tcPr>
           <w:p>
@@ -108,7 +193,7 @@
                 <w:b/>
                 <w:sz w:val="16"/>
               </w:rPr>
-              <w:t>Okul Numarası / Şube:</w:t>
+              <w:t>Kazanılan Toplam Net:</w:t>
             </w:r>
           </w:p>
         </w:tc>
@@ -116,10 +201,10 @@
           <w:tcPr>
             <w:tcW w:type="dxa" w:w="2700"/>
             <w:tcMar>
-              <w:top w:w="35" w:type="dxa"/>
-              <w:bottom w:w="35" w:type="dxa"/>
-              <w:left w:w="50" w:type="dxa"/>
-              <w:right w:w="50" w:type="dxa"/>
+              <w:top w:w="30" w:type="dxa"/>
+              <w:bottom w:w="30" w:type="dxa"/>
+              <w:left w:w="40" w:type="dxa"/>
+              <w:right w:w="40" w:type="dxa"/>
             </w:tcMar>
           </w:tcPr>
           <w:p>
@@ -127,7 +212,7 @@
               <w:rPr>
                 <w:sz w:val="16"/>
               </w:rPr>
-              <w:t>256 / 8/B</w:t>
+              <w:t>49.34 Net</w:t>
             </w:r>
           </w:p>
         </w:tc>
@@ -138,10 +223,10 @@
             <w:tcW w:type="dxa" w:w="2700"/>
             <w:shd w:fill="DCE6F1"/>
             <w:tcMar>
-              <w:top w:w="35" w:type="dxa"/>
-              <w:bottom w:w="35" w:type="dxa"/>
-              <w:left w:w="50" w:type="dxa"/>
-              <w:right w:w="50" w:type="dxa"/>
+              <w:top w:w="30" w:type="dxa"/>
+              <w:bottom w:w="30" w:type="dxa"/>
+              <w:left w:w="40" w:type="dxa"/>
+              <w:right w:w="40" w:type="dxa"/>
             </w:tcMar>
           </w:tcPr>
           <w:p>
@@ -150,7 +235,7 @@
                 <w:b/>
                 <w:sz w:val="16"/>
               </w:rPr>
-              <w:t>Toplam Net / Puan:</w:t>
+              <w:t>Elde Edilen LGS Puanı:</w:t>
             </w:r>
           </w:p>
         </w:tc>
@@ -158,10 +243,10 @@
           <w:tcPr>
             <w:tcW w:type="dxa" w:w="2700"/>
             <w:tcMar>
-              <w:top w:w="35" w:type="dxa"/>
-              <w:bottom w:w="35" w:type="dxa"/>
-              <w:left w:w="50" w:type="dxa"/>
-              <w:right w:w="50" w:type="dxa"/>
+              <w:top w:w="30" w:type="dxa"/>
+              <w:bottom w:w="30" w:type="dxa"/>
+              <w:left w:w="40" w:type="dxa"/>
+              <w:right w:w="40" w:type="dxa"/>
             </w:tcMar>
           </w:tcPr>
           <w:p>
@@ -169,7 +254,7 @@
               <w:rPr>
                 <w:sz w:val="16"/>
               </w:rPr>
-              <w:t>49.34 Net / 340.11 Puan</w:t>
+              <w:t>340.11 Puan</w:t>
             </w:r>
           </w:p>
         </w:tc>
@@ -178,10 +263,10 @@
             <w:tcW w:type="dxa" w:w="2700"/>
             <w:shd w:fill="DCE6F1"/>
             <w:tcMar>
-              <w:top w:w="35" w:type="dxa"/>
-              <w:bottom w:w="35" w:type="dxa"/>
-              <w:left w:w="50" w:type="dxa"/>
-              <w:right w:w="50" w:type="dxa"/>
+              <w:top w:w="30" w:type="dxa"/>
+              <w:bottom w:w="30" w:type="dxa"/>
+              <w:left w:w="40" w:type="dxa"/>
+              <w:right w:w="40" w:type="dxa"/>
             </w:tcMar>
           </w:tcPr>
           <w:p>
@@ -190,7 +275,7 @@
                 <w:b/>
                 <w:sz w:val="16"/>
               </w:rPr>
-              <w:t>Resmi Başarı Sıralaması:</w:t>
+              <w:t>Sınıf / Okul Sıralaması:</w:t>
             </w:r>
           </w:p>
         </w:tc>
@@ -198,10 +283,10 @@
           <w:tcPr>
             <w:tcW w:type="dxa" w:w="2700"/>
             <w:tcMar>
-              <w:top w:w="35" w:type="dxa"/>
-              <w:bottom w:w="35" w:type="dxa"/>
-              <w:left w:w="50" w:type="dxa"/>
-              <w:right w:w="50" w:type="dxa"/>
+              <w:top w:w="30" w:type="dxa"/>
+              <w:bottom w:w="30" w:type="dxa"/>
+              <w:left w:w="40" w:type="dxa"/>
+              <w:right w:w="40" w:type="dxa"/>
             </w:tcMar>
           </w:tcPr>
           <w:p>
@@ -209,7 +294,7 @@
               <w:rPr>
                 <w:sz w:val="16"/>
               </w:rPr>
-              <w:t>Sınıf: 5/27 | Okul: 35/110 | TG: 6113 (Dilim: %59.03)</w:t>
+              <w:t>5. Sıra / 35. Sıra</w:t>
             </w:r>
           </w:p>
         </w:tc>
@@ -217,1399 +302,17 @@
     </w:tbl>
     <w:p>
       <w:pPr>
-        <w:spacing w:after="20"/>
+        <w:spacing w:after="60"/>
       </w:pPr>
     </w:p>
-    <w:tbl>
-      <w:tblPr>
-        <w:tblW w:type="auto" w:w="0"/>
-        <w:jc w:val="center"/>
-        <w:tblLook w:firstColumn="1" w:firstRow="1" w:lastColumn="0" w:lastRow="0" w:noHBand="0" w:noVBand="1" w:val="04A0"/>
-        <w:tblBorders>
-          <w:top w:val="single" w:sz="4" w:space="0" w:color="B0C4DE"/>
-          <w:left w:val="single" w:sz="4" w:space="0" w:color="B0C4DE"/>
-          <w:bottom w:val="single" w:sz="4" w:space="0" w:color="B0C4DE"/>
-          <w:right w:val="single" w:sz="4" w:space="0" w:color="B0C4DE"/>
-          <w:insideH w:val="single" w:sz="4" w:space="0" w:color="B0C4DE"/>
-          <w:insideV w:val="single" w:sz="4" w:space="0" w:color="B0C4DE"/>
-        </w:tblBorders>
-      </w:tblPr>
-      <w:tblGrid>
-        <w:gridCol w:w="1543"/>
-        <w:gridCol w:w="1543"/>
-        <w:gridCol w:w="1543"/>
-        <w:gridCol w:w="1543"/>
-        <w:gridCol w:w="1543"/>
-        <w:gridCol w:w="1543"/>
-        <w:gridCol w:w="1543"/>
-      </w:tblGrid>
-      <w:tr>
-        <w:tc>
-          <w:tcPr>
-            <w:tcW w:type="dxa" w:w="1543"/>
-            <w:shd w:fill="1F497D"/>
-            <w:tcMar>
-              <w:top w:w="25" w:type="dxa"/>
-              <w:bottom w:w="25" w:type="dxa"/>
-              <w:left w:w="35" w:type="dxa"/>
-              <w:right w:w="35" w:type="dxa"/>
-            </w:tcMar>
-          </w:tcPr>
-          <w:p>
-            <w:pPr>
-              <w:jc w:val="center"/>
-            </w:pPr>
-            <w:r>
-              <w:rPr>
-                <w:b/>
-                <w:color w:val="FFFFFF"/>
-                <w:sz w:val="15"/>
-              </w:rPr>
-              <w:t>Ders Adı</w:t>
-            </w:r>
-          </w:p>
-        </w:tc>
-        <w:tc>
-          <w:tcPr>
-            <w:tcW w:type="dxa" w:w="1543"/>
-            <w:shd w:fill="1F497D"/>
-            <w:tcMar>
-              <w:top w:w="25" w:type="dxa"/>
-              <w:bottom w:w="25" w:type="dxa"/>
-              <w:left w:w="35" w:type="dxa"/>
-              <w:right w:w="35" w:type="dxa"/>
-            </w:tcMar>
-          </w:tcPr>
-          <w:p>
-            <w:pPr>
-              <w:jc w:val="center"/>
-            </w:pPr>
-            <w:r>
-              <w:rPr>
-                <w:b/>
-                <w:color w:val="FFFFFF"/>
-                <w:sz w:val="15"/>
-              </w:rPr>
-              <w:t>Soru</w:t>
-            </w:r>
-          </w:p>
-        </w:tc>
-        <w:tc>
-          <w:tcPr>
-            <w:tcW w:type="dxa" w:w="1543"/>
-            <w:shd w:fill="1F497D"/>
-            <w:tcMar>
-              <w:top w:w="25" w:type="dxa"/>
-              <w:bottom w:w="25" w:type="dxa"/>
-              <w:left w:w="35" w:type="dxa"/>
-              <w:right w:w="35" w:type="dxa"/>
-            </w:tcMar>
-          </w:tcPr>
-          <w:p>
-            <w:pPr>
-              <w:jc w:val="center"/>
-            </w:pPr>
-            <w:r>
-              <w:rPr>
-                <w:b/>
-                <w:color w:val="FFFFFF"/>
-                <w:sz w:val="15"/>
-              </w:rPr>
-              <w:t>Doğru</w:t>
-            </w:r>
-          </w:p>
-        </w:tc>
-        <w:tc>
-          <w:tcPr>
-            <w:tcW w:type="dxa" w:w="1543"/>
-            <w:shd w:fill="1F497D"/>
-            <w:tcMar>
-              <w:top w:w="25" w:type="dxa"/>
-              <w:bottom w:w="25" w:type="dxa"/>
-              <w:left w:w="35" w:type="dxa"/>
-              <w:right w:w="35" w:type="dxa"/>
-            </w:tcMar>
-          </w:tcPr>
-          <w:p>
-            <w:pPr>
-              <w:jc w:val="center"/>
-            </w:pPr>
-            <w:r>
-              <w:rPr>
-                <w:b/>
-                <w:color w:val="FFFFFF"/>
-                <w:sz w:val="15"/>
-              </w:rPr>
-              <w:t>Yanlış</w:t>
-            </w:r>
-          </w:p>
-        </w:tc>
-        <w:tc>
-          <w:tcPr>
-            <w:tcW w:type="dxa" w:w="1543"/>
-            <w:shd w:fill="1F497D"/>
-            <w:tcMar>
-              <w:top w:w="25" w:type="dxa"/>
-              <w:bottom w:w="25" w:type="dxa"/>
-              <w:left w:w="35" w:type="dxa"/>
-              <w:right w:w="35" w:type="dxa"/>
-            </w:tcMar>
-          </w:tcPr>
-          <w:p>
-            <w:pPr>
-              <w:jc w:val="center"/>
-            </w:pPr>
-            <w:r>
-              <w:rPr>
-                <w:b/>
-                <w:color w:val="FFFFFF"/>
-                <w:sz w:val="15"/>
-              </w:rPr>
-              <w:t>Boş</w:t>
-            </w:r>
-          </w:p>
-        </w:tc>
-        <w:tc>
-          <w:tcPr>
-            <w:tcW w:type="dxa" w:w="1543"/>
-            <w:shd w:fill="1F497D"/>
-            <w:tcMar>
-              <w:top w:w="25" w:type="dxa"/>
-              <w:bottom w:w="25" w:type="dxa"/>
-              <w:left w:w="35" w:type="dxa"/>
-              <w:right w:w="35" w:type="dxa"/>
-            </w:tcMar>
-          </w:tcPr>
-          <w:p>
-            <w:pPr>
-              <w:jc w:val="center"/>
-            </w:pPr>
-            <w:r>
-              <w:rPr>
-                <w:b/>
-                <w:color w:val="FFFFFF"/>
-                <w:sz w:val="15"/>
-              </w:rPr>
-              <w:t>Net</w:t>
-            </w:r>
-          </w:p>
-        </w:tc>
-        <w:tc>
-          <w:tcPr>
-            <w:tcW w:type="dxa" w:w="1543"/>
-            <w:shd w:fill="1F497D"/>
-            <w:tcMar>
-              <w:top w:w="25" w:type="dxa"/>
-              <w:bottom w:w="25" w:type="dxa"/>
-              <w:left w:w="35" w:type="dxa"/>
-              <w:right w:w="35" w:type="dxa"/>
-            </w:tcMar>
-          </w:tcPr>
-          <w:p>
-            <w:pPr>
-              <w:jc w:val="center"/>
-            </w:pPr>
-            <w:r>
-              <w:rPr>
-                <w:b/>
-                <w:color w:val="FFFFFF"/>
-                <w:sz w:val="15"/>
-              </w:rPr>
-              <w:t>Başarı %</w:t>
-            </w:r>
-          </w:p>
-        </w:tc>
-      </w:tr>
-      <w:tr>
-        <w:tc>
-          <w:tcPr>
-            <w:tcW w:type="dxa" w:w="1543"/>
-            <w:tcMar>
-              <w:top w:w="20" w:type="dxa"/>
-              <w:bottom w:w="20" w:type="dxa"/>
-              <w:left w:w="35" w:type="dxa"/>
-              <w:right w:w="35" w:type="dxa"/>
-            </w:tcMar>
-          </w:tcPr>
-          <w:p>
-            <w:pPr>
-              <w:jc w:val="left"/>
-            </w:pPr>
-            <w:r>
-              <w:rPr>
-                <w:sz w:val="15"/>
-              </w:rPr>
-              <w:t>Türkçe</w:t>
-            </w:r>
-          </w:p>
-        </w:tc>
-        <w:tc>
-          <w:tcPr>
-            <w:tcW w:type="dxa" w:w="1543"/>
-            <w:tcMar>
-              <w:top w:w="20" w:type="dxa"/>
-              <w:bottom w:w="20" w:type="dxa"/>
-              <w:left w:w="35" w:type="dxa"/>
-              <w:right w:w="35" w:type="dxa"/>
-            </w:tcMar>
-          </w:tcPr>
-          <w:p>
-            <w:pPr>
-              <w:jc w:val="center"/>
-            </w:pPr>
-            <w:r>
-              <w:rPr>
-                <w:sz w:val="15"/>
-              </w:rPr>
-              <w:t>20</w:t>
-            </w:r>
-          </w:p>
-        </w:tc>
-        <w:tc>
-          <w:tcPr>
-            <w:tcW w:type="dxa" w:w="1543"/>
-            <w:tcMar>
-              <w:top w:w="20" w:type="dxa"/>
-              <w:bottom w:w="20" w:type="dxa"/>
-              <w:left w:w="35" w:type="dxa"/>
-              <w:right w:w="35" w:type="dxa"/>
-            </w:tcMar>
-          </w:tcPr>
-          <w:p>
-            <w:pPr>
-              <w:jc w:val="center"/>
-            </w:pPr>
-            <w:r>
-              <w:rPr>
-                <w:sz w:val="15"/>
-              </w:rPr>
-              <w:t>12</w:t>
-            </w:r>
-          </w:p>
-        </w:tc>
-        <w:tc>
-          <w:tcPr>
-            <w:tcW w:type="dxa" w:w="1543"/>
-            <w:tcMar>
-              <w:top w:w="20" w:type="dxa"/>
-              <w:bottom w:w="20" w:type="dxa"/>
-              <w:left w:w="35" w:type="dxa"/>
-              <w:right w:w="35" w:type="dxa"/>
-            </w:tcMar>
-          </w:tcPr>
-          <w:p>
-            <w:pPr>
-              <w:jc w:val="center"/>
-            </w:pPr>
-            <w:r>
-              <w:rPr>
-                <w:sz w:val="15"/>
-              </w:rPr>
-              <w:t>6</w:t>
-            </w:r>
-          </w:p>
-        </w:tc>
-        <w:tc>
-          <w:tcPr>
-            <w:tcW w:type="dxa" w:w="1543"/>
-            <w:tcMar>
-              <w:top w:w="20" w:type="dxa"/>
-              <w:bottom w:w="20" w:type="dxa"/>
-              <w:left w:w="35" w:type="dxa"/>
-              <w:right w:w="35" w:type="dxa"/>
-            </w:tcMar>
-          </w:tcPr>
-          <w:p>
-            <w:pPr>
-              <w:jc w:val="center"/>
-            </w:pPr>
-            <w:r>
-              <w:rPr>
-                <w:sz w:val="15"/>
-              </w:rPr>
-              <w:t>2</w:t>
-            </w:r>
-          </w:p>
-        </w:tc>
-        <w:tc>
-          <w:tcPr>
-            <w:tcW w:type="dxa" w:w="1543"/>
-            <w:tcMar>
-              <w:top w:w="20" w:type="dxa"/>
-              <w:bottom w:w="20" w:type="dxa"/>
-              <w:left w:w="35" w:type="dxa"/>
-              <w:right w:w="35" w:type="dxa"/>
-            </w:tcMar>
-          </w:tcPr>
-          <w:p>
-            <w:pPr>
-              <w:jc w:val="center"/>
-            </w:pPr>
-            <w:r>
-              <w:rPr>
-                <w:sz w:val="15"/>
-              </w:rPr>
-              <w:t>10.00</w:t>
-            </w:r>
-          </w:p>
-        </w:tc>
-        <w:tc>
-          <w:tcPr>
-            <w:tcW w:type="dxa" w:w="1543"/>
-            <w:tcMar>
-              <w:top w:w="20" w:type="dxa"/>
-              <w:bottom w:w="20" w:type="dxa"/>
-              <w:left w:w="35" w:type="dxa"/>
-              <w:right w:w="35" w:type="dxa"/>
-            </w:tcMar>
-          </w:tcPr>
-          <w:p>
-            <w:pPr>
-              <w:jc w:val="center"/>
-            </w:pPr>
-            <w:r>
-              <w:rPr>
-                <w:sz w:val="15"/>
-              </w:rPr>
-              <w:t>%50.0</w:t>
-            </w:r>
-          </w:p>
-        </w:tc>
-      </w:tr>
-      <w:tr>
-        <w:tc>
-          <w:tcPr>
-            <w:tcW w:type="dxa" w:w="1543"/>
-            <w:tcMar>
-              <w:top w:w="20" w:type="dxa"/>
-              <w:bottom w:w="20" w:type="dxa"/>
-              <w:left w:w="35" w:type="dxa"/>
-              <w:right w:w="35" w:type="dxa"/>
-            </w:tcMar>
-          </w:tcPr>
-          <w:p>
-            <w:pPr>
-              <w:jc w:val="left"/>
-            </w:pPr>
-            <w:r>
-              <w:rPr>
-                <w:sz w:val="15"/>
-              </w:rPr>
-              <w:t>İnkılap Tarihi</w:t>
-            </w:r>
-          </w:p>
-        </w:tc>
-        <w:tc>
-          <w:tcPr>
-            <w:tcW w:type="dxa" w:w="1543"/>
-            <w:tcMar>
-              <w:top w:w="20" w:type="dxa"/>
-              <w:bottom w:w="20" w:type="dxa"/>
-              <w:left w:w="35" w:type="dxa"/>
-              <w:right w:w="35" w:type="dxa"/>
-            </w:tcMar>
-          </w:tcPr>
-          <w:p>
-            <w:pPr>
-              <w:jc w:val="center"/>
-            </w:pPr>
-            <w:r>
-              <w:rPr>
-                <w:sz w:val="15"/>
-              </w:rPr>
-              <w:t>10</w:t>
-            </w:r>
-          </w:p>
-        </w:tc>
-        <w:tc>
-          <w:tcPr>
-            <w:tcW w:type="dxa" w:w="1543"/>
-            <w:tcMar>
-              <w:top w:w="20" w:type="dxa"/>
-              <w:bottom w:w="20" w:type="dxa"/>
-              <w:left w:w="35" w:type="dxa"/>
-              <w:right w:w="35" w:type="dxa"/>
-            </w:tcMar>
-          </w:tcPr>
-          <w:p>
-            <w:pPr>
-              <w:jc w:val="center"/>
-            </w:pPr>
-            <w:r>
-              <w:rPr>
-                <w:sz w:val="15"/>
-              </w:rPr>
-              <w:t>8</w:t>
-            </w:r>
-          </w:p>
-        </w:tc>
-        <w:tc>
-          <w:tcPr>
-            <w:tcW w:type="dxa" w:w="1543"/>
-            <w:tcMar>
-              <w:top w:w="20" w:type="dxa"/>
-              <w:bottom w:w="20" w:type="dxa"/>
-              <w:left w:w="35" w:type="dxa"/>
-              <w:right w:w="35" w:type="dxa"/>
-            </w:tcMar>
-          </w:tcPr>
-          <w:p>
-            <w:pPr>
-              <w:jc w:val="center"/>
-            </w:pPr>
-            <w:r>
-              <w:rPr>
-                <w:sz w:val="15"/>
-              </w:rPr>
-              <w:t>1</w:t>
-            </w:r>
-          </w:p>
-        </w:tc>
-        <w:tc>
-          <w:tcPr>
-            <w:tcW w:type="dxa" w:w="1543"/>
-            <w:tcMar>
-              <w:top w:w="20" w:type="dxa"/>
-              <w:bottom w:w="20" w:type="dxa"/>
-              <w:left w:w="35" w:type="dxa"/>
-              <w:right w:w="35" w:type="dxa"/>
-            </w:tcMar>
-          </w:tcPr>
-          <w:p>
-            <w:pPr>
-              <w:jc w:val="center"/>
-            </w:pPr>
-            <w:r>
-              <w:rPr>
-                <w:sz w:val="15"/>
-              </w:rPr>
-              <w:t>1</w:t>
-            </w:r>
-          </w:p>
-        </w:tc>
-        <w:tc>
-          <w:tcPr>
-            <w:tcW w:type="dxa" w:w="1543"/>
-            <w:tcMar>
-              <w:top w:w="20" w:type="dxa"/>
-              <w:bottom w:w="20" w:type="dxa"/>
-              <w:left w:w="35" w:type="dxa"/>
-              <w:right w:w="35" w:type="dxa"/>
-            </w:tcMar>
-          </w:tcPr>
-          <w:p>
-            <w:pPr>
-              <w:jc w:val="center"/>
-            </w:pPr>
-            <w:r>
-              <w:rPr>
-                <w:sz w:val="15"/>
-              </w:rPr>
-              <w:t>7.67</w:t>
-            </w:r>
-          </w:p>
-        </w:tc>
-        <w:tc>
-          <w:tcPr>
-            <w:tcW w:type="dxa" w:w="1543"/>
-            <w:tcMar>
-              <w:top w:w="20" w:type="dxa"/>
-              <w:bottom w:w="20" w:type="dxa"/>
-              <w:left w:w="35" w:type="dxa"/>
-              <w:right w:w="35" w:type="dxa"/>
-            </w:tcMar>
-          </w:tcPr>
-          <w:p>
-            <w:pPr>
-              <w:jc w:val="center"/>
-            </w:pPr>
-            <w:r>
-              <w:rPr>
-                <w:sz w:val="15"/>
-              </w:rPr>
-              <w:t>%76.7</w:t>
-            </w:r>
-          </w:p>
-        </w:tc>
-      </w:tr>
-      <w:tr>
-        <w:tc>
-          <w:tcPr>
-            <w:tcW w:type="dxa" w:w="1543"/>
-            <w:tcMar>
-              <w:top w:w="20" w:type="dxa"/>
-              <w:bottom w:w="20" w:type="dxa"/>
-              <w:left w:w="35" w:type="dxa"/>
-              <w:right w:w="35" w:type="dxa"/>
-            </w:tcMar>
-          </w:tcPr>
-          <w:p>
-            <w:pPr>
-              <w:jc w:val="left"/>
-            </w:pPr>
-            <w:r>
-              <w:rPr>
-                <w:sz w:val="15"/>
-              </w:rPr>
-              <w:t>Din Kültürü</w:t>
-            </w:r>
-          </w:p>
-        </w:tc>
-        <w:tc>
-          <w:tcPr>
-            <w:tcW w:type="dxa" w:w="1543"/>
-            <w:tcMar>
-              <w:top w:w="20" w:type="dxa"/>
-              <w:bottom w:w="20" w:type="dxa"/>
-              <w:left w:w="35" w:type="dxa"/>
-              <w:right w:w="35" w:type="dxa"/>
-            </w:tcMar>
-          </w:tcPr>
-          <w:p>
-            <w:pPr>
-              <w:jc w:val="center"/>
-            </w:pPr>
-            <w:r>
-              <w:rPr>
-                <w:sz w:val="15"/>
-              </w:rPr>
-              <w:t>10</w:t>
-            </w:r>
-          </w:p>
-        </w:tc>
-        <w:tc>
-          <w:tcPr>
-            <w:tcW w:type="dxa" w:w="1543"/>
-            <w:tcMar>
-              <w:top w:w="20" w:type="dxa"/>
-              <w:bottom w:w="20" w:type="dxa"/>
-              <w:left w:w="35" w:type="dxa"/>
-              <w:right w:w="35" w:type="dxa"/>
-            </w:tcMar>
-          </w:tcPr>
-          <w:p>
-            <w:pPr>
-              <w:jc w:val="center"/>
-            </w:pPr>
-            <w:r>
-              <w:rPr>
-                <w:sz w:val="15"/>
-              </w:rPr>
-              <w:t>6</w:t>
-            </w:r>
-          </w:p>
-        </w:tc>
-        <w:tc>
-          <w:tcPr>
-            <w:tcW w:type="dxa" w:w="1543"/>
-            <w:tcMar>
-              <w:top w:w="20" w:type="dxa"/>
-              <w:bottom w:w="20" w:type="dxa"/>
-              <w:left w:w="35" w:type="dxa"/>
-              <w:right w:w="35" w:type="dxa"/>
-            </w:tcMar>
-          </w:tcPr>
-          <w:p>
-            <w:pPr>
-              <w:jc w:val="center"/>
-            </w:pPr>
-            <w:r>
-              <w:rPr>
-                <w:sz w:val="15"/>
-              </w:rPr>
-              <w:t>3</w:t>
-            </w:r>
-          </w:p>
-        </w:tc>
-        <w:tc>
-          <w:tcPr>
-            <w:tcW w:type="dxa" w:w="1543"/>
-            <w:tcMar>
-              <w:top w:w="20" w:type="dxa"/>
-              <w:bottom w:w="20" w:type="dxa"/>
-              <w:left w:w="35" w:type="dxa"/>
-              <w:right w:w="35" w:type="dxa"/>
-            </w:tcMar>
-          </w:tcPr>
-          <w:p>
-            <w:pPr>
-              <w:jc w:val="center"/>
-            </w:pPr>
-            <w:r>
-              <w:rPr>
-                <w:sz w:val="15"/>
-              </w:rPr>
-              <w:t>1</w:t>
-            </w:r>
-          </w:p>
-        </w:tc>
-        <w:tc>
-          <w:tcPr>
-            <w:tcW w:type="dxa" w:w="1543"/>
-            <w:tcMar>
-              <w:top w:w="20" w:type="dxa"/>
-              <w:bottom w:w="20" w:type="dxa"/>
-              <w:left w:w="35" w:type="dxa"/>
-              <w:right w:w="35" w:type="dxa"/>
-            </w:tcMar>
-          </w:tcPr>
-          <w:p>
-            <w:pPr>
-              <w:jc w:val="center"/>
-            </w:pPr>
-            <w:r>
-              <w:rPr>
-                <w:sz w:val="15"/>
-              </w:rPr>
-              <w:t>5.00</w:t>
-            </w:r>
-          </w:p>
-        </w:tc>
-        <w:tc>
-          <w:tcPr>
-            <w:tcW w:type="dxa" w:w="1543"/>
-            <w:tcMar>
-              <w:top w:w="20" w:type="dxa"/>
-              <w:bottom w:w="20" w:type="dxa"/>
-              <w:left w:w="35" w:type="dxa"/>
-              <w:right w:w="35" w:type="dxa"/>
-            </w:tcMar>
-          </w:tcPr>
-          <w:p>
-            <w:pPr>
-              <w:jc w:val="center"/>
-            </w:pPr>
-            <w:r>
-              <w:rPr>
-                <w:sz w:val="15"/>
-              </w:rPr>
-              <w:t>%50.0</w:t>
-            </w:r>
-          </w:p>
-        </w:tc>
-      </w:tr>
-      <w:tr>
-        <w:tc>
-          <w:tcPr>
-            <w:tcW w:type="dxa" w:w="1543"/>
-            <w:tcMar>
-              <w:top w:w="20" w:type="dxa"/>
-              <w:bottom w:w="20" w:type="dxa"/>
-              <w:left w:w="35" w:type="dxa"/>
-              <w:right w:w="35" w:type="dxa"/>
-            </w:tcMar>
-          </w:tcPr>
-          <w:p>
-            <w:pPr>
-              <w:jc w:val="left"/>
-            </w:pPr>
-            <w:r>
-              <w:rPr>
-                <w:sz w:val="15"/>
-              </w:rPr>
-              <w:t>İngilizce</w:t>
-            </w:r>
-          </w:p>
-        </w:tc>
-        <w:tc>
-          <w:tcPr>
-            <w:tcW w:type="dxa" w:w="1543"/>
-            <w:tcMar>
-              <w:top w:w="20" w:type="dxa"/>
-              <w:bottom w:w="20" w:type="dxa"/>
-              <w:left w:w="35" w:type="dxa"/>
-              <w:right w:w="35" w:type="dxa"/>
-            </w:tcMar>
-          </w:tcPr>
-          <w:p>
-            <w:pPr>
-              <w:jc w:val="center"/>
-            </w:pPr>
-            <w:r>
-              <w:rPr>
-                <w:sz w:val="15"/>
-              </w:rPr>
-              <w:t>10</w:t>
-            </w:r>
-          </w:p>
-        </w:tc>
-        <w:tc>
-          <w:tcPr>
-            <w:tcW w:type="dxa" w:w="1543"/>
-            <w:tcMar>
-              <w:top w:w="20" w:type="dxa"/>
-              <w:bottom w:w="20" w:type="dxa"/>
-              <w:left w:w="35" w:type="dxa"/>
-              <w:right w:w="35" w:type="dxa"/>
-            </w:tcMar>
-          </w:tcPr>
-          <w:p>
-            <w:pPr>
-              <w:jc w:val="center"/>
-            </w:pPr>
-            <w:r>
-              <w:rPr>
-                <w:sz w:val="15"/>
-              </w:rPr>
-              <w:t>9</w:t>
-            </w:r>
-          </w:p>
-        </w:tc>
-        <w:tc>
-          <w:tcPr>
-            <w:tcW w:type="dxa" w:w="1543"/>
-            <w:tcMar>
-              <w:top w:w="20" w:type="dxa"/>
-              <w:bottom w:w="20" w:type="dxa"/>
-              <w:left w:w="35" w:type="dxa"/>
-              <w:right w:w="35" w:type="dxa"/>
-            </w:tcMar>
-          </w:tcPr>
-          <w:p>
-            <w:pPr>
-              <w:jc w:val="center"/>
-            </w:pPr>
-            <w:r>
-              <w:rPr>
-                <w:sz w:val="15"/>
-              </w:rPr>
-              <w:t>1</w:t>
-            </w:r>
-          </w:p>
-        </w:tc>
-        <w:tc>
-          <w:tcPr>
-            <w:tcW w:type="dxa" w:w="1543"/>
-            <w:tcMar>
-              <w:top w:w="20" w:type="dxa"/>
-              <w:bottom w:w="20" w:type="dxa"/>
-              <w:left w:w="35" w:type="dxa"/>
-              <w:right w:w="35" w:type="dxa"/>
-            </w:tcMar>
-          </w:tcPr>
-          <w:p>
-            <w:pPr>
-              <w:jc w:val="center"/>
-            </w:pPr>
-            <w:r>
-              <w:rPr>
-                <w:sz w:val="15"/>
-              </w:rPr>
-              <w:t>0</w:t>
-            </w:r>
-          </w:p>
-        </w:tc>
-        <w:tc>
-          <w:tcPr>
-            <w:tcW w:type="dxa" w:w="1543"/>
-            <w:tcMar>
-              <w:top w:w="20" w:type="dxa"/>
-              <w:bottom w:w="20" w:type="dxa"/>
-              <w:left w:w="35" w:type="dxa"/>
-              <w:right w:w="35" w:type="dxa"/>
-            </w:tcMar>
-          </w:tcPr>
-          <w:p>
-            <w:pPr>
-              <w:jc w:val="center"/>
-            </w:pPr>
-            <w:r>
-              <w:rPr>
-                <w:sz w:val="15"/>
-              </w:rPr>
-              <w:t>8.67</w:t>
-            </w:r>
-          </w:p>
-        </w:tc>
-        <w:tc>
-          <w:tcPr>
-            <w:tcW w:type="dxa" w:w="1543"/>
-            <w:tcMar>
-              <w:top w:w="20" w:type="dxa"/>
-              <w:bottom w:w="20" w:type="dxa"/>
-              <w:left w:w="35" w:type="dxa"/>
-              <w:right w:w="35" w:type="dxa"/>
-            </w:tcMar>
-          </w:tcPr>
-          <w:p>
-            <w:pPr>
-              <w:jc w:val="center"/>
-            </w:pPr>
-            <w:r>
-              <w:rPr>
-                <w:sz w:val="15"/>
-              </w:rPr>
-              <w:t>%86.7</w:t>
-            </w:r>
-          </w:p>
-        </w:tc>
-      </w:tr>
-      <w:tr>
-        <w:tc>
-          <w:tcPr>
-            <w:tcW w:type="dxa" w:w="1543"/>
-            <w:tcMar>
-              <w:top w:w="20" w:type="dxa"/>
-              <w:bottom w:w="20" w:type="dxa"/>
-              <w:left w:w="35" w:type="dxa"/>
-              <w:right w:w="35" w:type="dxa"/>
-            </w:tcMar>
-          </w:tcPr>
-          <w:p>
-            <w:pPr>
-              <w:jc w:val="left"/>
-            </w:pPr>
-            <w:r>
-              <w:rPr>
-                <w:sz w:val="15"/>
-              </w:rPr>
-              <w:t>Matematik</w:t>
-            </w:r>
-          </w:p>
-        </w:tc>
-        <w:tc>
-          <w:tcPr>
-            <w:tcW w:type="dxa" w:w="1543"/>
-            <w:tcMar>
-              <w:top w:w="20" w:type="dxa"/>
-              <w:bottom w:w="20" w:type="dxa"/>
-              <w:left w:w="35" w:type="dxa"/>
-              <w:right w:w="35" w:type="dxa"/>
-            </w:tcMar>
-          </w:tcPr>
-          <w:p>
-            <w:pPr>
-              <w:jc w:val="center"/>
-            </w:pPr>
-            <w:r>
-              <w:rPr>
-                <w:sz w:val="15"/>
-              </w:rPr>
-              <w:t>20</w:t>
-            </w:r>
-          </w:p>
-        </w:tc>
-        <w:tc>
-          <w:tcPr>
-            <w:tcW w:type="dxa" w:w="1543"/>
-            <w:tcMar>
-              <w:top w:w="20" w:type="dxa"/>
-              <w:bottom w:w="20" w:type="dxa"/>
-              <w:left w:w="35" w:type="dxa"/>
-              <w:right w:w="35" w:type="dxa"/>
-            </w:tcMar>
-          </w:tcPr>
-          <w:p>
-            <w:pPr>
-              <w:jc w:val="center"/>
-            </w:pPr>
-            <w:r>
-              <w:rPr>
-                <w:sz w:val="15"/>
-              </w:rPr>
-              <w:t>9</w:t>
-            </w:r>
-          </w:p>
-        </w:tc>
-        <w:tc>
-          <w:tcPr>
-            <w:tcW w:type="dxa" w:w="1543"/>
-            <w:tcMar>
-              <w:top w:w="20" w:type="dxa"/>
-              <w:bottom w:w="20" w:type="dxa"/>
-              <w:left w:w="35" w:type="dxa"/>
-              <w:right w:w="35" w:type="dxa"/>
-            </w:tcMar>
-          </w:tcPr>
-          <w:p>
-            <w:pPr>
-              <w:jc w:val="center"/>
-            </w:pPr>
-            <w:r>
-              <w:rPr>
-                <w:sz w:val="15"/>
-              </w:rPr>
-              <w:t>7</w:t>
-            </w:r>
-          </w:p>
-        </w:tc>
-        <w:tc>
-          <w:tcPr>
-            <w:tcW w:type="dxa" w:w="1543"/>
-            <w:tcMar>
-              <w:top w:w="20" w:type="dxa"/>
-              <w:bottom w:w="20" w:type="dxa"/>
-              <w:left w:w="35" w:type="dxa"/>
-              <w:right w:w="35" w:type="dxa"/>
-            </w:tcMar>
-          </w:tcPr>
-          <w:p>
-            <w:pPr>
-              <w:jc w:val="center"/>
-            </w:pPr>
-            <w:r>
-              <w:rPr>
-                <w:sz w:val="15"/>
-              </w:rPr>
-              <w:t>4</w:t>
-            </w:r>
-          </w:p>
-        </w:tc>
-        <w:tc>
-          <w:tcPr>
-            <w:tcW w:type="dxa" w:w="1543"/>
-            <w:tcMar>
-              <w:top w:w="20" w:type="dxa"/>
-              <w:bottom w:w="20" w:type="dxa"/>
-              <w:left w:w="35" w:type="dxa"/>
-              <w:right w:w="35" w:type="dxa"/>
-            </w:tcMar>
-          </w:tcPr>
-          <w:p>
-            <w:pPr>
-              <w:jc w:val="center"/>
-            </w:pPr>
-            <w:r>
-              <w:rPr>
-                <w:sz w:val="15"/>
-              </w:rPr>
-              <w:t>6.67</w:t>
-            </w:r>
-          </w:p>
-        </w:tc>
-        <w:tc>
-          <w:tcPr>
-            <w:tcW w:type="dxa" w:w="1543"/>
-            <w:tcMar>
-              <w:top w:w="20" w:type="dxa"/>
-              <w:bottom w:w="20" w:type="dxa"/>
-              <w:left w:w="35" w:type="dxa"/>
-              <w:right w:w="35" w:type="dxa"/>
-            </w:tcMar>
-          </w:tcPr>
-          <w:p>
-            <w:pPr>
-              <w:jc w:val="center"/>
-            </w:pPr>
-            <w:r>
-              <w:rPr>
-                <w:sz w:val="15"/>
-              </w:rPr>
-              <w:t>%33.4</w:t>
-            </w:r>
-          </w:p>
-        </w:tc>
-      </w:tr>
-      <w:tr>
-        <w:tc>
-          <w:tcPr>
-            <w:tcW w:type="dxa" w:w="1543"/>
-            <w:tcMar>
-              <w:top w:w="20" w:type="dxa"/>
-              <w:bottom w:w="20" w:type="dxa"/>
-              <w:left w:w="35" w:type="dxa"/>
-              <w:right w:w="35" w:type="dxa"/>
-            </w:tcMar>
-          </w:tcPr>
-          <w:p>
-            <w:pPr>
-              <w:jc w:val="left"/>
-            </w:pPr>
-            <w:r>
-              <w:rPr>
-                <w:sz w:val="15"/>
-              </w:rPr>
-              <w:t>Fen Bilimleri</w:t>
-            </w:r>
-          </w:p>
-        </w:tc>
-        <w:tc>
-          <w:tcPr>
-            <w:tcW w:type="dxa" w:w="1543"/>
-            <w:tcMar>
-              <w:top w:w="20" w:type="dxa"/>
-              <w:bottom w:w="20" w:type="dxa"/>
-              <w:left w:w="35" w:type="dxa"/>
-              <w:right w:w="35" w:type="dxa"/>
-            </w:tcMar>
-          </w:tcPr>
-          <w:p>
-            <w:pPr>
-              <w:jc w:val="center"/>
-            </w:pPr>
-            <w:r>
-              <w:rPr>
-                <w:sz w:val="15"/>
-              </w:rPr>
-              <w:t>20</w:t>
-            </w:r>
-          </w:p>
-        </w:tc>
-        <w:tc>
-          <w:tcPr>
-            <w:tcW w:type="dxa" w:w="1543"/>
-            <w:tcMar>
-              <w:top w:w="20" w:type="dxa"/>
-              <w:bottom w:w="20" w:type="dxa"/>
-              <w:left w:w="35" w:type="dxa"/>
-              <w:right w:w="35" w:type="dxa"/>
-            </w:tcMar>
-          </w:tcPr>
-          <w:p>
-            <w:pPr>
-              <w:jc w:val="center"/>
-            </w:pPr>
-            <w:r>
-              <w:rPr>
-                <w:sz w:val="15"/>
-              </w:rPr>
-              <w:t>13</w:t>
-            </w:r>
-          </w:p>
-        </w:tc>
-        <w:tc>
-          <w:tcPr>
-            <w:tcW w:type="dxa" w:w="1543"/>
-            <w:tcMar>
-              <w:top w:w="20" w:type="dxa"/>
-              <w:bottom w:w="20" w:type="dxa"/>
-              <w:left w:w="35" w:type="dxa"/>
-              <w:right w:w="35" w:type="dxa"/>
-            </w:tcMar>
-          </w:tcPr>
-          <w:p>
-            <w:pPr>
-              <w:jc w:val="center"/>
-            </w:pPr>
-            <w:r>
-              <w:rPr>
-                <w:sz w:val="15"/>
-              </w:rPr>
-              <w:t>5</w:t>
-            </w:r>
-          </w:p>
-        </w:tc>
-        <w:tc>
-          <w:tcPr>
-            <w:tcW w:type="dxa" w:w="1543"/>
-            <w:tcMar>
-              <w:top w:w="20" w:type="dxa"/>
-              <w:bottom w:w="20" w:type="dxa"/>
-              <w:left w:w="35" w:type="dxa"/>
-              <w:right w:w="35" w:type="dxa"/>
-            </w:tcMar>
-          </w:tcPr>
-          <w:p>
-            <w:pPr>
-              <w:jc w:val="center"/>
-            </w:pPr>
-            <w:r>
-              <w:rPr>
-                <w:sz w:val="15"/>
-              </w:rPr>
-              <w:t>2</w:t>
-            </w:r>
-          </w:p>
-        </w:tc>
-        <w:tc>
-          <w:tcPr>
-            <w:tcW w:type="dxa" w:w="1543"/>
-            <w:tcMar>
-              <w:top w:w="20" w:type="dxa"/>
-              <w:bottom w:w="20" w:type="dxa"/>
-              <w:left w:w="35" w:type="dxa"/>
-              <w:right w:w="35" w:type="dxa"/>
-            </w:tcMar>
-          </w:tcPr>
-          <w:p>
-            <w:pPr>
-              <w:jc w:val="center"/>
-            </w:pPr>
-            <w:r>
-              <w:rPr>
-                <w:sz w:val="15"/>
-              </w:rPr>
-              <w:t>11.33</w:t>
-            </w:r>
-          </w:p>
-        </w:tc>
-        <w:tc>
-          <w:tcPr>
-            <w:tcW w:type="dxa" w:w="1543"/>
-            <w:tcMar>
-              <w:top w:w="20" w:type="dxa"/>
-              <w:bottom w:w="20" w:type="dxa"/>
-              <w:left w:w="35" w:type="dxa"/>
-              <w:right w:w="35" w:type="dxa"/>
-            </w:tcMar>
-          </w:tcPr>
-          <w:p>
-            <w:pPr>
-              <w:jc w:val="center"/>
-            </w:pPr>
-            <w:r>
-              <w:rPr>
-                <w:sz w:val="15"/>
-              </w:rPr>
-              <w:t>%56.6</w:t>
-            </w:r>
-          </w:p>
-        </w:tc>
-      </w:tr>
-      <w:tr>
-        <w:tc>
-          <w:tcPr>
-            <w:tcW w:type="dxa" w:w="1543"/>
-            <w:tcMar>
-              <w:top w:w="20" w:type="dxa"/>
-              <w:bottom w:w="20" w:type="dxa"/>
-              <w:left w:w="35" w:type="dxa"/>
-              <w:right w:w="35" w:type="dxa"/>
-            </w:tcMar>
-            <w:shd w:fill="DCE6F1"/>
-          </w:tcPr>
-          <w:p>
-            <w:pPr>
-              <w:jc w:val="left"/>
-            </w:pPr>
-            <w:r>
-              <w:rPr>
-                <w:b/>
-                <w:sz w:val="15"/>
-              </w:rPr>
-              <w:t>TOPLAM</w:t>
-            </w:r>
-          </w:p>
-        </w:tc>
-        <w:tc>
-          <w:tcPr>
-            <w:tcW w:type="dxa" w:w="1543"/>
-            <w:tcMar>
-              <w:top w:w="20" w:type="dxa"/>
-              <w:bottom w:w="20" w:type="dxa"/>
-              <w:left w:w="35" w:type="dxa"/>
-              <w:right w:w="35" w:type="dxa"/>
-            </w:tcMar>
-            <w:shd w:fill="DCE6F1"/>
-          </w:tcPr>
-          <w:p>
-            <w:pPr>
-              <w:jc w:val="center"/>
-            </w:pPr>
-            <w:r>
-              <w:rPr>
-                <w:b/>
-                <w:sz w:val="15"/>
-              </w:rPr>
-              <w:t>90</w:t>
-            </w:r>
-          </w:p>
-        </w:tc>
-        <w:tc>
-          <w:tcPr>
-            <w:tcW w:type="dxa" w:w="1543"/>
-            <w:tcMar>
-              <w:top w:w="20" w:type="dxa"/>
-              <w:bottom w:w="20" w:type="dxa"/>
-              <w:left w:w="35" w:type="dxa"/>
-              <w:right w:w="35" w:type="dxa"/>
-            </w:tcMar>
-            <w:shd w:fill="DCE6F1"/>
-          </w:tcPr>
-          <w:p>
-            <w:pPr>
-              <w:jc w:val="center"/>
-            </w:pPr>
-            <w:r>
-              <w:rPr>
-                <w:b/>
-                <w:sz w:val="15"/>
-              </w:rPr>
-              <w:t>57</w:t>
-            </w:r>
-          </w:p>
-        </w:tc>
-        <w:tc>
-          <w:tcPr>
-            <w:tcW w:type="dxa" w:w="1543"/>
-            <w:tcMar>
-              <w:top w:w="20" w:type="dxa"/>
-              <w:bottom w:w="20" w:type="dxa"/>
-              <w:left w:w="35" w:type="dxa"/>
-              <w:right w:w="35" w:type="dxa"/>
-            </w:tcMar>
-            <w:shd w:fill="DCE6F1"/>
-          </w:tcPr>
-          <w:p>
-            <w:pPr>
-              <w:jc w:val="center"/>
-            </w:pPr>
-            <w:r>
-              <w:rPr>
-                <w:b/>
-                <w:sz w:val="15"/>
-              </w:rPr>
-              <w:t>23</w:t>
-            </w:r>
-          </w:p>
-        </w:tc>
-        <w:tc>
-          <w:tcPr>
-            <w:tcW w:type="dxa" w:w="1543"/>
-            <w:tcMar>
-              <w:top w:w="20" w:type="dxa"/>
-              <w:bottom w:w="20" w:type="dxa"/>
-              <w:left w:w="35" w:type="dxa"/>
-              <w:right w:w="35" w:type="dxa"/>
-            </w:tcMar>
-            <w:shd w:fill="DCE6F1"/>
-          </w:tcPr>
-          <w:p>
-            <w:pPr>
-              <w:jc w:val="center"/>
-            </w:pPr>
-            <w:r>
-              <w:rPr>
-                <w:b/>
-                <w:sz w:val="15"/>
-              </w:rPr>
-              <w:t>10</w:t>
-            </w:r>
-          </w:p>
-        </w:tc>
-        <w:tc>
-          <w:tcPr>
-            <w:tcW w:type="dxa" w:w="1543"/>
-            <w:tcMar>
-              <w:top w:w="20" w:type="dxa"/>
-              <w:bottom w:w="20" w:type="dxa"/>
-              <w:left w:w="35" w:type="dxa"/>
-              <w:right w:w="35" w:type="dxa"/>
-            </w:tcMar>
-            <w:shd w:fill="DCE6F1"/>
-          </w:tcPr>
-          <w:p>
-            <w:pPr>
-              <w:jc w:val="center"/>
-            </w:pPr>
-            <w:r>
-              <w:rPr>
-                <w:b/>
-                <w:sz w:val="15"/>
-              </w:rPr>
-              <w:t>49.34</w:t>
-            </w:r>
-          </w:p>
-        </w:tc>
-        <w:tc>
-          <w:tcPr>
-            <w:tcW w:type="dxa" w:w="1543"/>
-            <w:tcMar>
-              <w:top w:w="20" w:type="dxa"/>
-              <w:bottom w:w="20" w:type="dxa"/>
-              <w:left w:w="35" w:type="dxa"/>
-              <w:right w:w="35" w:type="dxa"/>
-            </w:tcMar>
-            <w:shd w:fill="DCE6F1"/>
-          </w:tcPr>
-          <w:p>
-            <w:pPr>
-              <w:jc w:val="center"/>
-            </w:pPr>
-            <w:r>
-              <w:rPr>
-                <w:b/>
-                <w:sz w:val="15"/>
-              </w:rPr>
-              <w:t>%54.8</w:t>
-            </w:r>
-          </w:p>
-        </w:tc>
-      </w:tr>
-    </w:tbl>
     <w:p>
-      <w:pPr>
-        <w:spacing w:before="60" w:after="20"/>
-      </w:pPr>
       <w:r>
         <w:rPr>
           <w:b/>
           <w:color w:val="006666"/>
-          <w:sz w:val="18"/>
+          <w:sz w:val="19"/>
         </w:rPr>
-        <w:t>1. GENEL KAZANIM BAŞARI VE EKSİK ENVANTERİ</w:t>
-      </w:r>
-    </w:p>
-    <w:p>
-      <w:pPr>
-        <w:pStyle w:val="ListBullet"/>
-        <w:spacing w:after="20"/>
-      </w:pPr>
-      <w:r>
-        <w:rPr>
-          <w:b/>
-          <w:sz w:val="16"/>
-        </w:rPr>
-        <w:t xml:space="preserve">Öncelikli Tekrar Edilecek Kazanımlar (%0 Başarı): </w:t>
-      </w:r>
-      <w:r>
-        <w:rPr>
-          <w:color w:val="B41414"/>
-          <w:sz w:val="16"/>
-        </w:rPr>
-        <w:t>Türkçe: FİİLİMSİLER, Türkçe: Sebep-Sonuç, Amaç-Sonuç Cümleleri, Türkçe: Soru-Cevap, Türkçe: Büyük Harflerin Kullanıldığı Yerler, Türkçe: Konu-Başlık, Din Kültürü: 4. Bir Peygamber Tanıyorum: Hz. Musa (A.S.), Matematik: Üslü İfadelerle İlgili Temel Kuralları Anlar, Birbirine Denk İfadeler Oluşturur.</w:t>
-      </w:r>
-    </w:p>
-    <w:p>
-      <w:pPr>
-        <w:pStyle w:val="ListBullet"/>
-        <w:spacing w:after="20"/>
-      </w:pPr>
-      <w:r>
-        <w:rPr>
-          <w:b/>
-          <w:sz w:val="16"/>
-        </w:rPr>
-        <w:t xml:space="preserve">Pekiştirilmesi Gereken Kritik Kazanımlar (&lt;%50 Başarı): </w:t>
-      </w:r>
-      <w:r>
-        <w:rPr>
-          <w:sz w:val="16"/>
-        </w:rPr>
-        <w:t>Din Kültürü: 1. Kader ve Kaza İnancı (%33), Matematik: İki Doğal Sayının En Büyük Ortak Bölenini (Ebob) ve En Küçük Ortak Katını (Ekok) Hesaplar, İlgili Problemleri Çözer. (%43)</w:t>
-      </w:r>
-    </w:p>
-    <w:p>
-      <w:pPr>
-        <w:pStyle w:val="ListBullet"/>
-        <w:spacing w:after="40"/>
-      </w:pPr>
-      <w:r>
-        <w:rPr>
-          <w:b/>
-          <w:sz w:val="16"/>
-        </w:rPr>
-        <w:t xml:space="preserve">Tam Hakim Olunan Kazanımlar (%100 Başarı): </w:t>
-      </w:r>
-      <w:r>
-        <w:rPr>
-          <w:color w:val="0E6655"/>
-          <w:sz w:val="16"/>
-        </w:rPr>
-        <w:t>18 adet kazanımda %100 tam başarı sağlandı.</w:t>
-      </w:r>
-    </w:p>
-    <w:p>
-      <w:pPr>
-        <w:spacing w:before="60" w:after="40"/>
-      </w:pPr>
-      <w:r>
-        <w:rPr>
-          <w:b/>
-          <w:color w:val="1F497D"/>
-          <w:sz w:val="18"/>
-        </w:rPr>
-        <w:t>2. TÜM DERSLER İÇİN KİŞİSELLEŞTİRİLMİŞ BRANŞ GELİŞİM REÇETELERİ</w:t>
+        <w:t>2. 2026-2027  NARTEST LGS 1 SINAVINDA SORULAN VE TELAFİ EDİLECEK KONULAR LİSTESİ</w:t>
       </w:r>
     </w:p>
     <w:tbl>
@@ -1627,39 +330,49 @@
         </w:tblBorders>
       </w:tblPr>
       <w:tblGrid>
-        <w:gridCol w:w="10800"/>
+        <w:gridCol w:w="5400"/>
+        <w:gridCol w:w="5400"/>
       </w:tblGrid>
       <w:tr>
         <w:tc>
           <w:tcPr>
-            <w:tcW w:type="dxa" w:w="10800"/>
-            <w:shd w:fill="F0F4F8"/>
+            <w:tcW w:type="dxa" w:w="5400"/>
+            <w:shd w:fill="1F497D"/>
             <w:tcMar>
-              <w:top w:w="30" w:type="dxa"/>
-              <w:bottom w:w="30" w:type="dxa"/>
-              <w:left w:w="50" w:type="dxa"/>
-              <w:right w:w="50" w:type="dxa"/>
+              <w:top w:w="25" w:type="dxa"/>
+              <w:bottom w:w="25" w:type="dxa"/>
+              <w:left w:w="35" w:type="dxa"/>
+              <w:right w:w="35" w:type="dxa"/>
             </w:tcMar>
           </w:tcPr>
           <w:p>
-            <w:pPr>
-              <w:spacing w:after="0"/>
-            </w:pPr>
             <w:r>
               <w:rPr>
                 <w:b/>
-                <w:color w:val="1F497D"/>
-                <w:sz w:val="16"/>
+                <w:color w:val="FFFFFF"/>
               </w:rPr>
-              <w:t xml:space="preserve">• FEN BILIMLERI GELIŞIM REÇETESI  </w:t>
+              <w:t>Branş Adı</w:t>
             </w:r>
+          </w:p>
+        </w:tc>
+        <w:tc>
+          <w:tcPr>
+            <w:tcW w:type="dxa" w:w="5400"/>
+            <w:shd w:fill="1F497D"/>
+            <w:tcMar>
+              <w:top w:w="25" w:type="dxa"/>
+              <w:bottom w:w="25" w:type="dxa"/>
+              <w:left w:w="35" w:type="dxa"/>
+              <w:right w:w="35" w:type="dxa"/>
+            </w:tcMar>
+          </w:tcPr>
+          <w:p>
             <w:r>
               <w:rPr>
                 <w:b/>
-                <w:color w:val="3C3C3C"/>
-                <w:sz w:val="15"/>
+                <w:color w:val="FFFFFF"/>
               </w:rPr>
-              <w:t>[Net: 11.33 | D: 13 | Y: 5 | B: 2 | Başarı: %56.6]</w:t>
+              <w:t>Sınavda Yer Alan Kazanım ve Konu Başlıkları</w:t>
             </w:r>
           </w:p>
         </w:tc>
@@ -1667,95 +380,245 @@
       <w:tr>
         <w:tc>
           <w:tcPr>
-            <w:tcW w:type="dxa" w:w="10800"/>
+            <w:tcW w:type="dxa" w:w="5400"/>
             <w:tcMar>
-              <w:top w:w="30" w:type="dxa"/>
-              <w:bottom w:w="30" w:type="dxa"/>
-              <w:left w:w="50" w:type="dxa"/>
-              <w:right w:w="50" w:type="dxa"/>
+              <w:top w:w="20" w:type="dxa"/>
+              <w:bottom w:w="20" w:type="dxa"/>
+              <w:left w:w="30" w:type="dxa"/>
+              <w:right w:w="30" w:type="dxa"/>
             </w:tcMar>
           </w:tcPr>
           <w:p>
-            <w:pPr>
-              <w:spacing w:after="20"/>
-            </w:pPr>
             <w:r>
               <w:rPr>
                 <w:b/>
-                <w:color w:val="006666"/>
-                <w:sz w:val="15"/>
+                <w:sz w:val="16"/>
               </w:rPr>
-              <w:t xml:space="preserve">📊 Kazanım Başarı Dökümü: </w:t>
+              <w:t>Türkçe (20 Soru)</w:t>
             </w:r>
+          </w:p>
+        </w:tc>
+        <w:tc>
+          <w:tcPr>
+            <w:tcW w:type="dxa" w:w="5400"/>
+            <w:tcMar>
+              <w:top w:w="20" w:type="dxa"/>
+              <w:bottom w:w="20" w:type="dxa"/>
+              <w:left w:w="30" w:type="dxa"/>
+              <w:right w:w="30" w:type="dxa"/>
+            </w:tcMar>
+          </w:tcPr>
+          <w:p>
             <w:r>
               <w:rPr>
-                <w:sz w:val="15"/>
+                <w:sz w:val="16"/>
               </w:rPr>
-              <w:t>Mevsimlerin Oluşumu: %57.1 | İklim ve Hava Hareketleri: %83.3</w:t>
+              <w:t>Fiilimsilerin İşlevi, Paragrafta Anlam ve Yapı, Ana Düşünce, Sözcükte/Cümlede Anlam, Deyim ve Atasözleri, Yazım Kuralları, Tablo ve Görsel Okuma, Söz Sanatları</w:t>
             </w:r>
           </w:p>
+        </w:tc>
+      </w:tr>
+      <w:tr>
+        <w:tc>
+          <w:tcPr>
+            <w:tcW w:type="dxa" w:w="5400"/>
+            <w:tcMar>
+              <w:top w:w="20" w:type="dxa"/>
+              <w:bottom w:w="20" w:type="dxa"/>
+              <w:left w:w="30" w:type="dxa"/>
+              <w:right w:w="30" w:type="dxa"/>
+            </w:tcMar>
+          </w:tcPr>
           <w:p>
-            <w:pPr>
-              <w:spacing w:after="20"/>
-            </w:pPr>
             <w:r>
               <w:rPr>
                 <w:b/>
-                <w:color w:val="B46400"/>
-                <w:sz w:val="15"/>
+                <w:sz w:val="16"/>
               </w:rPr>
-              <w:t xml:space="preserve">🟡 Pekiştirilecek Kazanımlar (&lt;%100): </w:t>
+              <w:t>Matematik (20 Soru)</w:t>
             </w:r>
+          </w:p>
+        </w:tc>
+        <w:tc>
+          <w:tcPr>
+            <w:tcW w:type="dxa" w:w="5400"/>
+            <w:tcMar>
+              <w:top w:w="20" w:type="dxa"/>
+              <w:bottom w:w="20" w:type="dxa"/>
+              <w:left w:w="30" w:type="dxa"/>
+              <w:right w:w="30" w:type="dxa"/>
+            </w:tcMar>
+          </w:tcPr>
+          <w:p>
             <w:r>
               <w:rPr>
-                <w:sz w:val="15"/>
+                <w:sz w:val="16"/>
               </w:rPr>
-              <w:t>Mevsimlerin Oluşumu (%57), İklim ve Hava Hareketleri (%83)</w:t>
+              <w:t>Çarpanlar ve Katlar (Asal Çarpanlar), EBOB-EKOK Problemleri, Üslü İfadeler Temel Kuralları ve Negatif Üs</w:t>
             </w:r>
           </w:p>
+        </w:tc>
+      </w:tr>
+      <w:tr>
+        <w:tc>
+          <w:tcPr>
+            <w:tcW w:type="dxa" w:w="5400"/>
+            <w:tcMar>
+              <w:top w:w="20" w:type="dxa"/>
+              <w:bottom w:w="20" w:type="dxa"/>
+              <w:left w:w="30" w:type="dxa"/>
+              <w:right w:w="30" w:type="dxa"/>
+            </w:tcMar>
+          </w:tcPr>
           <w:p>
-            <w:pPr>
-              <w:spacing w:after="20"/>
-            </w:pPr>
             <w:r>
               <w:rPr>
                 <w:b/>
-                <w:color w:val="1F497D"/>
-                <w:sz w:val="15"/>
+                <w:sz w:val="16"/>
               </w:rPr>
-              <w:t xml:space="preserve">💡 Öğrenciye Özel Bireysel Çalışma Reçetesi: </w:t>
+              <w:t>Fen Bilimleri (20 Soru)</w:t>
             </w:r>
+          </w:p>
+        </w:tc>
+        <w:tc>
+          <w:tcPr>
+            <w:tcW w:type="dxa" w:w="5400"/>
+            <w:tcMar>
+              <w:top w:w="20" w:type="dxa"/>
+              <w:bottom w:w="20" w:type="dxa"/>
+              <w:left w:w="30" w:type="dxa"/>
+              <w:right w:w="30" w:type="dxa"/>
+            </w:tcMar>
+          </w:tcPr>
+          <w:p>
             <w:r>
               <w:rPr>
-                <w:sz w:val="15"/>
+                <w:sz w:val="16"/>
               </w:rPr>
-              <w:t>Fen Bilimleri netin: 11.33 (13 Doğru, 5 Yanlış, 2 Boş). Sağlam bir altyapın var ancak 5 yanlış netini aşağı çekmiş. Özellikle 'Mevsimlerin Oluşumu' konusundaki (%57) 21 Haziran/21 Aralık gün dönümleri ve birim alana düşen enerji miktarı şemalarını 3D simülasyonla tekrar etmelisin. Deney sorularında bağımsız değişkeni kenara yaz; haftalık 45 fen sorusu çöz.</w:t>
+              <w:t>Mevsimlerin Oluşumu (Eksen Eğikliği &amp; Güneş Işınları), İklim ve Hava Hareketleri, DNA ve Genetik Kod, DNA Eşlenmesi</w:t>
             </w:r>
           </w:p>
+        </w:tc>
+      </w:tr>
+      <w:tr>
+        <w:tc>
+          <w:tcPr>
+            <w:tcW w:type="dxa" w:w="5400"/>
+            <w:tcMar>
+              <w:top w:w="20" w:type="dxa"/>
+              <w:bottom w:w="20" w:type="dxa"/>
+              <w:left w:w="30" w:type="dxa"/>
+              <w:right w:w="30" w:type="dxa"/>
+            </w:tcMar>
+          </w:tcPr>
           <w:p>
-            <w:pPr>
-              <w:spacing w:after="20"/>
-            </w:pPr>
             <w:r>
               <w:rPr>
                 <w:b/>
-                <w:color w:val="C0392B"/>
-                <w:sz w:val="15"/>
+                <w:sz w:val="16"/>
               </w:rPr>
-              <w:t xml:space="preserve">📺 Önerilen YouTube Desteği (Orta Seviye): </w:t>
+              <w:t>T.C. İnkılap Tarihi (10 Soru)</w:t>
             </w:r>
+          </w:p>
+        </w:tc>
+        <w:tc>
+          <w:tcPr>
+            <w:tcW w:type="dxa" w:w="5400"/>
+            <w:tcMar>
+              <w:top w:w="20" w:type="dxa"/>
+              <w:bottom w:w="20" w:type="dxa"/>
+              <w:left w:w="30" w:type="dxa"/>
+              <w:right w:w="30" w:type="dxa"/>
+            </w:tcMar>
+          </w:tcPr>
+          <w:p>
+            <w:r>
+              <w:rPr>
+                <w:sz w:val="16"/>
+              </w:rPr>
+              <w:t>20. Yüzyıl Başlarında Osmanlı Devleti, Mustafa Kemal'in Çocukluk ve Öğrenim Hayatı, Fikir Hayatını Etkileyen Olaylar, Askerlik Hayatı</w:t>
+            </w:r>
+          </w:p>
+        </w:tc>
+      </w:tr>
+      <w:tr>
+        <w:tc>
+          <w:tcPr>
+            <w:tcW w:type="dxa" w:w="5400"/>
+            <w:tcMar>
+              <w:top w:w="20" w:type="dxa"/>
+              <w:bottom w:w="20" w:type="dxa"/>
+              <w:left w:w="30" w:type="dxa"/>
+              <w:right w:w="30" w:type="dxa"/>
+            </w:tcMar>
+          </w:tcPr>
+          <w:p>
             <w:r>
               <w:rPr>
                 <w:b/>
-                <w:sz w:val="15"/>
+                <w:sz w:val="16"/>
               </w:rPr>
-              <w:t xml:space="preserve">Kanal: Mehmet Hoca ile Fen | </w:t>
+              <w:t>Din Kültürü (10 Soru)</w:t>
             </w:r>
+          </w:p>
+        </w:tc>
+        <w:tc>
+          <w:tcPr>
+            <w:tcW w:type="dxa" w:w="5400"/>
+            <w:tcMar>
+              <w:top w:w="20" w:type="dxa"/>
+              <w:bottom w:w="20" w:type="dxa"/>
+              <w:left w:w="30" w:type="dxa"/>
+              <w:right w:w="30" w:type="dxa"/>
+            </w:tcMar>
+          </w:tcPr>
+          <w:p>
             <w:r>
               <w:rPr>
-                <w:sz w:val="15"/>
+                <w:sz w:val="16"/>
               </w:rPr>
-              <w:t>Odak: Kazanım Pekiştirme &amp; Deney Analizi. Taktik: Deney sorularındaki bağımsız/bağımlı/kontrol değişkeni çözüm adımlarını birebir uygula.</w:t>
+              <w:t>Kader ve Kaza İnancı, İnsanın İradesi ve Kader, Kaderle İlgili Kavramlar (Ömür, Ecel, Rızık, Tevekkül)</w:t>
+            </w:r>
+          </w:p>
+        </w:tc>
+      </w:tr>
+      <w:tr>
+        <w:tc>
+          <w:tcPr>
+            <w:tcW w:type="dxa" w:w="5400"/>
+            <w:tcMar>
+              <w:top w:w="20" w:type="dxa"/>
+              <w:bottom w:w="20" w:type="dxa"/>
+              <w:left w:w="30" w:type="dxa"/>
+              <w:right w:w="30" w:type="dxa"/>
+            </w:tcMar>
+          </w:tcPr>
+          <w:p>
+            <w:r>
+              <w:rPr>
+                <w:b/>
+                <w:sz w:val="16"/>
+              </w:rPr>
+              <w:t>İngilizce (10 Soru)</w:t>
+            </w:r>
+          </w:p>
+        </w:tc>
+        <w:tc>
+          <w:tcPr>
+            <w:tcW w:type="dxa" w:w="5400"/>
+            <w:tcMar>
+              <w:top w:w="20" w:type="dxa"/>
+              <w:bottom w:w="20" w:type="dxa"/>
+              <w:left w:w="30" w:type="dxa"/>
+              <w:right w:w="30" w:type="dxa"/>
+            </w:tcMar>
+          </w:tcPr>
+          <w:p>
+            <w:r>
+              <w:rPr>
+                <w:sz w:val="16"/>
+              </w:rPr>
+              <w:t>Friendship Ünitesi (Making Invitations, Accepting &amp; Refusing, Making Excuses, Personal Qualities), The Internet</w:t>
             </w:r>
           </w:p>
         </w:tc>
@@ -1763,923 +626,28 @@
     </w:tbl>
     <w:p>
       <w:pPr>
-        <w:spacing w:before="0" w:after="20"/>
-      </w:pPr>
-    </w:p>
-    <w:tbl>
-      <w:tblPr>
-        <w:tblW w:type="auto" w:w="0"/>
-        <w:jc w:val="center"/>
-        <w:tblLook w:firstColumn="1" w:firstRow="1" w:lastColumn="0" w:lastRow="0" w:noHBand="0" w:noVBand="1" w:val="04A0"/>
-        <w:tblBorders>
-          <w:top w:val="single" w:sz="4" w:space="0" w:color="B0C4DE"/>
-          <w:left w:val="single" w:sz="4" w:space="0" w:color="B0C4DE"/>
-          <w:bottom w:val="single" w:sz="4" w:space="0" w:color="B0C4DE"/>
-          <w:right w:val="single" w:sz="4" w:space="0" w:color="B0C4DE"/>
-          <w:insideH w:val="single" w:sz="4" w:space="0" w:color="B0C4DE"/>
-          <w:insideV w:val="single" w:sz="4" w:space="0" w:color="B0C4DE"/>
-        </w:tblBorders>
-      </w:tblPr>
-      <w:tblGrid>
-        <w:gridCol w:w="10800"/>
-      </w:tblGrid>
-      <w:tr>
-        <w:tc>
-          <w:tcPr>
-            <w:tcW w:type="dxa" w:w="10800"/>
-            <w:shd w:fill="F0F4F8"/>
-            <w:tcMar>
-              <w:top w:w="30" w:type="dxa"/>
-              <w:bottom w:w="30" w:type="dxa"/>
-              <w:left w:w="50" w:type="dxa"/>
-              <w:right w:w="50" w:type="dxa"/>
-            </w:tcMar>
-          </w:tcPr>
-          <w:p>
-            <w:pPr>
-              <w:spacing w:after="0"/>
-            </w:pPr>
-            <w:r>
-              <w:rPr>
-                <w:b/>
-                <w:color w:val="1F497D"/>
-                <w:sz w:val="16"/>
-              </w:rPr>
-              <w:t xml:space="preserve">• MATEMATIK GELIŞIM REÇETESI  </w:t>
-            </w:r>
-            <w:r>
-              <w:rPr>
-                <w:b/>
-                <w:color w:val="3C3C3C"/>
-                <w:sz w:val="15"/>
-              </w:rPr>
-              <w:t>[Net: 6.67 | D: 9 | Y: 7 | B: 4 | Başarı: %33.4]</w:t>
-            </w:r>
-          </w:p>
-        </w:tc>
-      </w:tr>
-      <w:tr>
-        <w:tc>
-          <w:tcPr>
-            <w:tcW w:type="dxa" w:w="10800"/>
-            <w:tcMar>
-              <w:top w:w="30" w:type="dxa"/>
-              <w:bottom w:w="30" w:type="dxa"/>
-              <w:left w:w="50" w:type="dxa"/>
-              <w:right w:w="50" w:type="dxa"/>
-            </w:tcMar>
-          </w:tcPr>
-          <w:p>
-            <w:pPr>
-              <w:spacing w:after="20"/>
-            </w:pPr>
-            <w:r>
-              <w:rPr>
-                <w:b/>
-                <w:color w:val="006666"/>
-                <w:sz w:val="15"/>
-              </w:rPr>
-              <w:t xml:space="preserve">📊 Kazanım Başarı Dökümü: </w:t>
-            </w:r>
-            <w:r>
-              <w:rPr>
-                <w:sz w:val="15"/>
-              </w:rPr>
-              <w:t>Çarpanlar ve Katlar / Asal Çarpanlar: %75 | EBOB-EKOK Problemleri: %43 | Üslü İfadeler Temel Kuralları: %0 | Aralarında Asal Sayılar: %67 | Tam Sayı Kuvvetleri (Negatif Üs): %50</w:t>
-            </w:r>
-          </w:p>
-          <w:p>
-            <w:pPr>
-              <w:spacing w:after="20"/>
-            </w:pPr>
-            <w:r>
-              <w:rPr>
-                <w:b/>
-                <w:color w:val="B41414"/>
-                <w:sz w:val="15"/>
-              </w:rPr>
-              <w:t xml:space="preserve">🔴 Sıfır Çekilen Kazanımlar (%0): </w:t>
-            </w:r>
-            <w:r>
-              <w:rPr>
-                <w:sz w:val="15"/>
-              </w:rPr>
-              <w:t>Üslü İfadeler Temel Kuralları</w:t>
-            </w:r>
-          </w:p>
-          <w:p>
-            <w:pPr>
-              <w:spacing w:after="20"/>
-            </w:pPr>
-            <w:r>
-              <w:rPr>
-                <w:b/>
-                <w:color w:val="B46400"/>
-                <w:sz w:val="15"/>
-              </w:rPr>
-              <w:t xml:space="preserve">🟡 Pekiştirilecek Kazanımlar (&lt;%100): </w:t>
-            </w:r>
-            <w:r>
-              <w:rPr>
-                <w:sz w:val="15"/>
-              </w:rPr>
-              <w:t>Çarpanlar ve Katlar / Asal Çarpanlar (%75), EBOB-EKOK Problemleri (%43), Aralarında Asal Sayılar (%67), Tam Sayı Kuvvetleri (Negatif Üs) (%50)</w:t>
-            </w:r>
-          </w:p>
-          <w:p>
-            <w:pPr>
-              <w:spacing w:after="20"/>
-            </w:pPr>
-            <w:r>
-              <w:rPr>
-                <w:b/>
-                <w:color w:val="1F497D"/>
-                <w:sz w:val="15"/>
-              </w:rPr>
-              <w:t xml:space="preserve">💡 Öğrenciye Özel Bireysel Çalışma Reçetesi: </w:t>
-            </w:r>
-            <w:r>
-              <w:rPr>
-                <w:sz w:val="15"/>
-              </w:rPr>
-              <w:t>Matematik netin: 6.67 (9 Doğru, 7 Yanlış, 4 Boş). Temel matematik altyapın oluşmuş ancak 7 yanlış ve 4 boş puanını sınırlamış. Sıfır çektiğin 'Üslü İfadeler Temel Kuralları' konusunu konu anlatım fasikülünden baştan tara. Kritik açıkların olan [Çarpanlar ve Katlar / Asal Çarpanlar (%75), EBOB-EKOK Problemleri (%43), Aralarında Asal Sayılar (%67), Tam Sayı Kuvvetleri (Negatif Üs) (%50)] konularında 'Verilenleri Yaz -&gt; Şemayı Çiz -&gt; Matematiksel Modeli Kur' 3 adımlı protokolünü uygula. Günde en az 20 adet yeni nesil soru çözerek işlem hızını artır.</w:t>
-            </w:r>
-          </w:p>
-          <w:p>
-            <w:pPr>
-              <w:spacing w:after="20"/>
-            </w:pPr>
-            <w:r>
-              <w:rPr>
-                <w:b/>
-                <w:color w:val="C0392B"/>
-                <w:sz w:val="15"/>
-              </w:rPr>
-              <w:t xml:space="preserve">📺 Önerilen YouTube Desteği (Temel Seviye): </w:t>
-            </w:r>
-            <w:r>
-              <w:rPr>
-                <w:b/>
-                <w:sz w:val="15"/>
-              </w:rPr>
-              <w:t xml:space="preserve">Kanal: Partikül Matematik | </w:t>
-            </w:r>
-            <w:r>
-              <w:rPr>
-                <w:sz w:val="15"/>
-              </w:rPr>
-              <w:t>Odak: Temel Kavramlar &amp; Adım Adım Konu Anlatımı. Taktik: Videoyu durdurarak hocayla birlikte işlem yap; temel soru tiplerini not alıp kavrama testlerine geç.</w:t>
-            </w:r>
-          </w:p>
-        </w:tc>
-      </w:tr>
-    </w:tbl>
-    <w:p>
-      <w:pPr>
-        <w:spacing w:before="0" w:after="20"/>
-      </w:pPr>
-    </w:p>
-    <w:tbl>
-      <w:tblPr>
-        <w:tblW w:type="auto" w:w="0"/>
-        <w:jc w:val="center"/>
-        <w:tblLook w:firstColumn="1" w:firstRow="1" w:lastColumn="0" w:lastRow="0" w:noHBand="0" w:noVBand="1" w:val="04A0"/>
-        <w:tblBorders>
-          <w:top w:val="single" w:sz="4" w:space="0" w:color="B0C4DE"/>
-          <w:left w:val="single" w:sz="4" w:space="0" w:color="B0C4DE"/>
-          <w:bottom w:val="single" w:sz="4" w:space="0" w:color="B0C4DE"/>
-          <w:right w:val="single" w:sz="4" w:space="0" w:color="B0C4DE"/>
-          <w:insideH w:val="single" w:sz="4" w:space="0" w:color="B0C4DE"/>
-          <w:insideV w:val="single" w:sz="4" w:space="0" w:color="B0C4DE"/>
-        </w:tblBorders>
-      </w:tblPr>
-      <w:tblGrid>
-        <w:gridCol w:w="10800"/>
-      </w:tblGrid>
-      <w:tr>
-        <w:tc>
-          <w:tcPr>
-            <w:tcW w:type="dxa" w:w="10800"/>
-            <w:shd w:fill="F0F4F8"/>
-            <w:tcMar>
-              <w:top w:w="30" w:type="dxa"/>
-              <w:bottom w:w="30" w:type="dxa"/>
-              <w:left w:w="50" w:type="dxa"/>
-              <w:right w:w="50" w:type="dxa"/>
-            </w:tcMar>
-          </w:tcPr>
-          <w:p>
-            <w:pPr>
-              <w:spacing w:after="0"/>
-            </w:pPr>
-            <w:r>
-              <w:rPr>
-                <w:b/>
-                <w:color w:val="1F497D"/>
-                <w:sz w:val="16"/>
-              </w:rPr>
-              <w:t xml:space="preserve">• TÜRKÇE GELIŞIM REÇETESI  </w:t>
-            </w:r>
-            <w:r>
-              <w:rPr>
-                <w:b/>
-                <w:color w:val="3C3C3C"/>
-                <w:sz w:val="15"/>
-              </w:rPr>
-              <w:t>[Net: 10.00 | D: 12 | Y: 6 | B: 2 | Başarı: %50.0]</w:t>
-            </w:r>
-          </w:p>
-        </w:tc>
-      </w:tr>
-      <w:tr>
-        <w:tc>
-          <w:tcPr>
-            <w:tcW w:type="dxa" w:w="10800"/>
-            <w:tcMar>
-              <w:top w:w="30" w:type="dxa"/>
-              <w:bottom w:w="30" w:type="dxa"/>
-              <w:left w:w="50" w:type="dxa"/>
-              <w:right w:w="50" w:type="dxa"/>
-            </w:tcMar>
-          </w:tcPr>
-          <w:p>
-            <w:pPr>
-              <w:spacing w:after="20"/>
-            </w:pPr>
-            <w:r>
-              <w:rPr>
-                <w:b/>
-                <w:color w:val="006666"/>
-                <w:sz w:val="15"/>
-              </w:rPr>
-              <w:t xml:space="preserve">📊 Kazanım Başarı Dökümü: </w:t>
-            </w:r>
-            <w:r>
-              <w:rPr>
-                <w:sz w:val="15"/>
-              </w:rPr>
-              <w:t>9/16 Tam Başarı | Gelişim Alanları: Sözcük ve Sözcük Gruplarında Anlam: %50 | Tablo ve Grafik Yorumlama: %50 | FİİLİMSİLER: %0 | Sebep-Sonuç, Amaç-Sonuç Cümleleri: %0</w:t>
-            </w:r>
-          </w:p>
-          <w:p>
-            <w:pPr>
-              <w:spacing w:after="20"/>
-            </w:pPr>
-            <w:r>
-              <w:rPr>
-                <w:b/>
-                <w:color w:val="B41414"/>
-                <w:sz w:val="15"/>
-              </w:rPr>
-              <w:t xml:space="preserve">🔴 Sıfır Çekilen Kazanımlar (%0): </w:t>
-            </w:r>
-            <w:r>
-              <w:rPr>
-                <w:sz w:val="15"/>
-              </w:rPr>
-              <w:t>FİİLİMSİLER, Sebep-Sonuç, Amaç-Sonuç Cümleleri, Soru-Cevap, Büyük Harflerin Kullanıldığı Yerler, Konu-Başlık</w:t>
-            </w:r>
-          </w:p>
-          <w:p>
-            <w:pPr>
-              <w:spacing w:after="20"/>
-            </w:pPr>
-            <w:r>
-              <w:rPr>
-                <w:b/>
-                <w:color w:val="B46400"/>
-                <w:sz w:val="15"/>
-              </w:rPr>
-              <w:t xml:space="preserve">🟡 Pekiştirilecek Kazanımlar (&lt;%100): </w:t>
-            </w:r>
-            <w:r>
-              <w:rPr>
-                <w:sz w:val="15"/>
-              </w:rPr>
-              <w:t>Sözcük ve Sözcük Gruplarında Anlam (%50), Tablo ve Grafik Yorumlama (%50)</w:t>
-            </w:r>
-          </w:p>
-          <w:p>
-            <w:pPr>
-              <w:spacing w:after="20"/>
-            </w:pPr>
-            <w:r>
-              <w:rPr>
-                <w:b/>
-                <w:color w:val="1F497D"/>
-                <w:sz w:val="15"/>
-              </w:rPr>
-              <w:t xml:space="preserve">💡 Öğrenciye Özel Bireysel Çalışma Reçetesi: </w:t>
-            </w:r>
-            <w:r>
-              <w:rPr>
-                <w:sz w:val="15"/>
-              </w:rPr>
-              <w:t>Türkçe branş netin: 10.00 (12 Doğru, 6 Yanlış, 2 Boş). Ortalama üstü bir performans olmakla birlikte 6 yanlış başarı payını törpülemiş. Öncelikli olarak sıfır çektiğin [FİİLİMSİLER, Sebep-Sonuç, Amaç-Sonuç Cümleleri] konularındaki kavram ve kuralları tekrar et. Kısmi kayıp yaşadığın [Sözcük ve Sözcük Gruplarında Anlam (%50), Tablo ve Grafik Yorumlama (%50)] alanlarında metindeki açık kanıtın altını çizerek çöz. Günde 20 paragraf sorusu çöz; iki şık arasında kaldığında işaretleme yapmayıp boş bırak.</w:t>
-            </w:r>
-          </w:p>
-          <w:p>
-            <w:pPr>
-              <w:spacing w:after="20"/>
-            </w:pPr>
-            <w:r>
-              <w:rPr>
-                <w:b/>
-                <w:color w:val="C0392B"/>
-                <w:sz w:val="15"/>
-              </w:rPr>
-              <w:t xml:space="preserve">📺 Önerilen YouTube Desteği (Orta Seviye): </w:t>
-            </w:r>
-            <w:r>
-              <w:rPr>
-                <w:b/>
-                <w:sz w:val="15"/>
-              </w:rPr>
-              <w:t xml:space="preserve">Kanal: Hız Yayınları veya Ebubekir Hoca ile Türkçe | </w:t>
-            </w:r>
-            <w:r>
-              <w:rPr>
-                <w:sz w:val="15"/>
-              </w:rPr>
-              <w:t>Odak: Paragraf Taktikleri &amp; Çeldirici Eleme. Taktik: Paragraf sorularında hocanın anahtar kelimeleri ve metin kanıtlarını nasıl çizdiğine dikkat et.</w:t>
-            </w:r>
-          </w:p>
-        </w:tc>
-      </w:tr>
-    </w:tbl>
-    <w:p>
-      <w:pPr>
-        <w:spacing w:before="0" w:after="20"/>
-      </w:pPr>
-    </w:p>
-    <w:tbl>
-      <w:tblPr>
-        <w:tblW w:type="auto" w:w="0"/>
-        <w:jc w:val="center"/>
-        <w:tblLook w:firstColumn="1" w:firstRow="1" w:lastColumn="0" w:lastRow="0" w:noHBand="0" w:noVBand="1" w:val="04A0"/>
-        <w:tblBorders>
-          <w:top w:val="single" w:sz="4" w:space="0" w:color="B0C4DE"/>
-          <w:left w:val="single" w:sz="4" w:space="0" w:color="B0C4DE"/>
-          <w:bottom w:val="single" w:sz="4" w:space="0" w:color="B0C4DE"/>
-          <w:right w:val="single" w:sz="4" w:space="0" w:color="B0C4DE"/>
-          <w:insideH w:val="single" w:sz="4" w:space="0" w:color="B0C4DE"/>
-          <w:insideV w:val="single" w:sz="4" w:space="0" w:color="B0C4DE"/>
-        </w:tblBorders>
-      </w:tblPr>
-      <w:tblGrid>
-        <w:gridCol w:w="10800"/>
-      </w:tblGrid>
-      <w:tr>
-        <w:tc>
-          <w:tcPr>
-            <w:tcW w:type="dxa" w:w="10800"/>
-            <w:shd w:fill="F0F4F8"/>
-            <w:tcMar>
-              <w:top w:w="30" w:type="dxa"/>
-              <w:bottom w:w="30" w:type="dxa"/>
-              <w:left w:w="50" w:type="dxa"/>
-              <w:right w:w="50" w:type="dxa"/>
-            </w:tcMar>
-          </w:tcPr>
-          <w:p>
-            <w:pPr>
-              <w:spacing w:after="0"/>
-            </w:pPr>
-            <w:r>
-              <w:rPr>
-                <w:b/>
-                <w:color w:val="1F497D"/>
-                <w:sz w:val="16"/>
-              </w:rPr>
-              <w:t xml:space="preserve">• T.C. İNKILAP TARIHI VE ATATÜRKÇÜLÜK REÇETESI  </w:t>
-            </w:r>
-            <w:r>
-              <w:rPr>
-                <w:b/>
-                <w:color w:val="3C3C3C"/>
-                <w:sz w:val="15"/>
-              </w:rPr>
-              <w:t>[Net: 7.67 | D: 8 | Y: 1 | B: 1 | Başarı: %76.7]</w:t>
-            </w:r>
-          </w:p>
-        </w:tc>
-      </w:tr>
-      <w:tr>
-        <w:tc>
-          <w:tcPr>
-            <w:tcW w:type="dxa" w:w="10800"/>
-            <w:tcMar>
-              <w:top w:w="30" w:type="dxa"/>
-              <w:bottom w:w="30" w:type="dxa"/>
-              <w:left w:w="50" w:type="dxa"/>
-              <w:right w:w="50" w:type="dxa"/>
-            </w:tcMar>
-          </w:tcPr>
-          <w:p>
-            <w:pPr>
-              <w:spacing w:after="20"/>
-            </w:pPr>
-            <w:r>
-              <w:rPr>
-                <w:b/>
-                <w:color w:val="006666"/>
-                <w:sz w:val="15"/>
-              </w:rPr>
-              <w:t xml:space="preserve">📊 Kazanım Başarı Dökümü: </w:t>
-            </w:r>
-            <w:r>
-              <w:rPr>
-                <w:sz w:val="15"/>
-              </w:rPr>
-              <w:t>Mustafa Kemal'in Öğrenim Hayatı: %100 | Uyanan Avrupa ve Sarsılan Osmanlı: %67 | Mustafa Kemal'in Fikir Hayatını Etkileyen Olaylar: %100 | Mustafa Kemal'in Askerlik Hayatı: %67</w:t>
-            </w:r>
-          </w:p>
-          <w:p>
-            <w:pPr>
-              <w:spacing w:after="20"/>
-            </w:pPr>
-            <w:r>
-              <w:rPr>
-                <w:b/>
-                <w:color w:val="B46400"/>
-                <w:sz w:val="15"/>
-              </w:rPr>
-              <w:t xml:space="preserve">🟡 Pekiştirilecek Kazanımlar (&lt;%100): </w:t>
-            </w:r>
-            <w:r>
-              <w:rPr>
-                <w:sz w:val="15"/>
-              </w:rPr>
-              <w:t>Uyanan Avrupa ve Sarsılan Osmanlı (%67), Mustafa Kemal'in Askerlik Hayatı (%67)</w:t>
-            </w:r>
-          </w:p>
-          <w:p>
-            <w:pPr>
-              <w:spacing w:after="20"/>
-            </w:pPr>
-            <w:r>
-              <w:rPr>
-                <w:b/>
-                <w:color w:val="1F497D"/>
-                <w:sz w:val="15"/>
-              </w:rPr>
-              <w:t xml:space="preserve">💡 Öğrenciye Özel Bireysel Çalışma Reçetesi: </w:t>
-            </w:r>
-            <w:r>
-              <w:rPr>
-                <w:sz w:val="15"/>
-              </w:rPr>
-              <w:t>İnkılap Tarihi netin: 7.67 (8 Doğru, 1 Yanlış, 1 Boş). Hedeflenen seviyenin altında kalındı (7.67 Net). Pekiştirilmesi gereken [Uyanan Avrupa ve Sarsılan Osmanlı (%67), Mustafa Kemal'in Askerlik Hayatı (%67)] konularında kronoloji tablosu çıkar. Sorularda 'Yalnızca bu bilgiye göre' köklerine dikkat et; metne sadık kal. Haftalık 25 soru çöz.</w:t>
-            </w:r>
-          </w:p>
-          <w:p>
-            <w:pPr>
-              <w:spacing w:after="20"/>
-            </w:pPr>
-            <w:r>
-              <w:rPr>
-                <w:b/>
-                <w:color w:val="C0392B"/>
-                <w:sz w:val="15"/>
-              </w:rPr>
-              <w:t xml:space="preserve">📺 Önerilen YouTube Desteği (Orta Seviye): </w:t>
-            </w:r>
-            <w:r>
-              <w:rPr>
-                <w:b/>
-                <w:sz w:val="15"/>
-              </w:rPr>
-              <w:t xml:space="preserve">Kanal: Sosyal Kale | </w:t>
-            </w:r>
-            <w:r>
-              <w:rPr>
-                <w:sz w:val="15"/>
-              </w:rPr>
-              <w:t>Odak: Soru Çözüm Taktikleri &amp; Neden-Sonuç İlişkisi. Taktik: 'Yalnızca bu bilgiye göre' tarzı sorularda metin dışına çıkmama kuralını pekiştir.</w:t>
-            </w:r>
-          </w:p>
-        </w:tc>
-      </w:tr>
-    </w:tbl>
-    <w:p>
-      <w:pPr>
-        <w:spacing w:before="0" w:after="20"/>
-      </w:pPr>
-    </w:p>
-    <w:tbl>
-      <w:tblPr>
-        <w:tblW w:type="auto" w:w="0"/>
-        <w:jc w:val="center"/>
-        <w:tblLook w:firstColumn="1" w:firstRow="1" w:lastColumn="0" w:lastRow="0" w:noHBand="0" w:noVBand="1" w:val="04A0"/>
-        <w:tblBorders>
-          <w:top w:val="single" w:sz="4" w:space="0" w:color="B0C4DE"/>
-          <w:left w:val="single" w:sz="4" w:space="0" w:color="B0C4DE"/>
-          <w:bottom w:val="single" w:sz="4" w:space="0" w:color="B0C4DE"/>
-          <w:right w:val="single" w:sz="4" w:space="0" w:color="B0C4DE"/>
-          <w:insideH w:val="single" w:sz="4" w:space="0" w:color="B0C4DE"/>
-          <w:insideV w:val="single" w:sz="4" w:space="0" w:color="B0C4DE"/>
-        </w:tblBorders>
-      </w:tblPr>
-      <w:tblGrid>
-        <w:gridCol w:w="10800"/>
-      </w:tblGrid>
-      <w:tr>
-        <w:tc>
-          <w:tcPr>
-            <w:tcW w:type="dxa" w:w="10800"/>
-            <w:shd w:fill="F0F4F8"/>
-            <w:tcMar>
-              <w:top w:w="30" w:type="dxa"/>
-              <w:bottom w:w="30" w:type="dxa"/>
-              <w:left w:w="50" w:type="dxa"/>
-              <w:right w:w="50" w:type="dxa"/>
-            </w:tcMar>
-          </w:tcPr>
-          <w:p>
-            <w:pPr>
-              <w:spacing w:after="0"/>
-            </w:pPr>
-            <w:r>
-              <w:rPr>
-                <w:b/>
-                <w:color w:val="1F497D"/>
-                <w:sz w:val="16"/>
-              </w:rPr>
-              <w:t xml:space="preserve">• DIN KÜLTÜRÜ VE AHLAK BILGISI REÇETESI  </w:t>
-            </w:r>
-            <w:r>
-              <w:rPr>
-                <w:b/>
-                <w:color w:val="3C3C3C"/>
-                <w:sz w:val="15"/>
-              </w:rPr>
-              <w:t>[Net: 5.00 | D: 6 | Y: 3 | B: 1 | Başarı: %50.0]</w:t>
-            </w:r>
-          </w:p>
-        </w:tc>
-      </w:tr>
-      <w:tr>
-        <w:tc>
-          <w:tcPr>
-            <w:tcW w:type="dxa" w:w="10800"/>
-            <w:tcMar>
-              <w:top w:w="30" w:type="dxa"/>
-              <w:bottom w:w="30" w:type="dxa"/>
-              <w:left w:w="50" w:type="dxa"/>
-              <w:right w:w="50" w:type="dxa"/>
-            </w:tcMar>
-          </w:tcPr>
-          <w:p>
-            <w:pPr>
-              <w:spacing w:after="20"/>
-            </w:pPr>
-            <w:r>
-              <w:rPr>
-                <w:b/>
-                <w:color w:val="006666"/>
-                <w:sz w:val="15"/>
-              </w:rPr>
-              <w:t xml:space="preserve">📊 Kazanım Başarı Dökümü: </w:t>
-            </w:r>
-            <w:r>
-              <w:rPr>
-                <w:sz w:val="15"/>
-              </w:rPr>
-              <w:t>Kader ve Kaza İnancı: %33 | İnsanın İradesi ve Kader: %100 | Kader Kavramları (Ömür, Ecel, Rızık, Tevekkül): %67 | Ayet el-Kürsi ve Anlamı: %100 | Hz. Musa (A.S.) ve Mücadelesi: %0</w:t>
-            </w:r>
-          </w:p>
-          <w:p>
-            <w:pPr>
-              <w:spacing w:after="20"/>
-            </w:pPr>
-            <w:r>
-              <w:rPr>
-                <w:b/>
-                <w:color w:val="B41414"/>
-                <w:sz w:val="15"/>
-              </w:rPr>
-              <w:t xml:space="preserve">🔴 Sıfır Çekilen Kazanımlar (%0): </w:t>
-            </w:r>
-            <w:r>
-              <w:rPr>
-                <w:sz w:val="15"/>
-              </w:rPr>
-              <w:t>Hz. Musa (A.S.) ve Mücadelesi</w:t>
-            </w:r>
-          </w:p>
-          <w:p>
-            <w:pPr>
-              <w:spacing w:after="20"/>
-            </w:pPr>
-            <w:r>
-              <w:rPr>
-                <w:b/>
-                <w:color w:val="B46400"/>
-                <w:sz w:val="15"/>
-              </w:rPr>
-              <w:t xml:space="preserve">🟡 Pekiştirilecek Kazanımlar (&lt;%100): </w:t>
-            </w:r>
-            <w:r>
-              <w:rPr>
-                <w:sz w:val="15"/>
-              </w:rPr>
-              <w:t>Kader ve Kaza İnancı (%33), Kader Kavramları (Ömür, Ecel, Rızık, Tevekkül) (%67)</w:t>
-            </w:r>
-          </w:p>
-          <w:p>
-            <w:pPr>
-              <w:spacing w:after="20"/>
-            </w:pPr>
-            <w:r>
-              <w:rPr>
-                <w:b/>
-                <w:color w:val="1F497D"/>
-                <w:sz w:val="15"/>
-              </w:rPr>
-              <w:t xml:space="preserve">💡 Öğrenciye Özel Bireysel Çalışma Reçetesi: </w:t>
-            </w:r>
-            <w:r>
-              <w:rPr>
-                <w:sz w:val="15"/>
-              </w:rPr>
-              <w:t>Din Kültürü netin: 5.00 (6 Doğru, 3 Yanlış, 1 Boş). Din Kültürü netin (5.00) potansiyelinin altında. Sıfır çektiğin [Hz. Musa (A.S.) ve Mücadelesi] konusunu mutlaka tekrar et. Kavram karmaşası yaşanan [Kader ve Kaza İnancı (%33), Kader Kavramları (Ömür, Ecel, Rızık, Tevekkül) (%67)] alanlarına odaklan. Ömür, ecel, rızık, tevekkül, cüzi/külli irade kavramlarını sözlük kartlarına yazıp ezberle. Ayet-el Kürsi ana fikrine ve yasalara çalış.</w:t>
-            </w:r>
-          </w:p>
-          <w:p>
-            <w:pPr>
-              <w:spacing w:after="20"/>
-            </w:pPr>
-            <w:r>
-              <w:rPr>
-                <w:b/>
-                <w:color w:val="C0392B"/>
-                <w:sz w:val="15"/>
-              </w:rPr>
-              <w:t xml:space="preserve">📺 Önerilen YouTube Desteği (Orta Seviye): </w:t>
-            </w:r>
-            <w:r>
-              <w:rPr>
-                <w:b/>
-                <w:sz w:val="15"/>
-              </w:rPr>
-              <w:t xml:space="preserve">Kanal: Cebrail Hocam | </w:t>
-            </w:r>
-            <w:r>
-              <w:rPr>
-                <w:sz w:val="15"/>
-              </w:rPr>
-              <w:t>Odak: Ayet Yorumlama &amp; MEB Örnek Soruları. Taktik: Ayet-el Kürsi ana fikri ve evrensel yasalarla ilgili soru kalıplarını videoyla paralel çöz.</w:t>
-            </w:r>
-          </w:p>
-        </w:tc>
-      </w:tr>
-    </w:tbl>
-    <w:p>
-      <w:pPr>
-        <w:spacing w:before="0" w:after="20"/>
-      </w:pPr>
-    </w:p>
-    <w:tbl>
-      <w:tblPr>
-        <w:tblW w:type="auto" w:w="0"/>
-        <w:jc w:val="center"/>
-        <w:tblLook w:firstColumn="1" w:firstRow="1" w:lastColumn="0" w:lastRow="0" w:noHBand="0" w:noVBand="1" w:val="04A0"/>
-        <w:tblBorders>
-          <w:top w:val="single" w:sz="4" w:space="0" w:color="B0C4DE"/>
-          <w:left w:val="single" w:sz="4" w:space="0" w:color="B0C4DE"/>
-          <w:bottom w:val="single" w:sz="4" w:space="0" w:color="B0C4DE"/>
-          <w:right w:val="single" w:sz="4" w:space="0" w:color="B0C4DE"/>
-          <w:insideH w:val="single" w:sz="4" w:space="0" w:color="B0C4DE"/>
-          <w:insideV w:val="single" w:sz="4" w:space="0" w:color="B0C4DE"/>
-        </w:tblBorders>
-      </w:tblPr>
-      <w:tblGrid>
-        <w:gridCol w:w="10800"/>
-      </w:tblGrid>
-      <w:tr>
-        <w:tc>
-          <w:tcPr>
-            <w:tcW w:type="dxa" w:w="10800"/>
-            <w:shd w:fill="F0F4F8"/>
-            <w:tcMar>
-              <w:top w:w="30" w:type="dxa"/>
-              <w:bottom w:w="30" w:type="dxa"/>
-              <w:left w:w="50" w:type="dxa"/>
-              <w:right w:w="50" w:type="dxa"/>
-            </w:tcMar>
-          </w:tcPr>
-          <w:p>
-            <w:pPr>
-              <w:spacing w:after="0"/>
-            </w:pPr>
-            <w:r>
-              <w:rPr>
-                <w:b/>
-                <w:color w:val="1F497D"/>
-                <w:sz w:val="16"/>
-              </w:rPr>
-              <w:t xml:space="preserve">• YABANCI DIL (İNGILIZCE) REÇETESI  </w:t>
-            </w:r>
-            <w:r>
-              <w:rPr>
-                <w:b/>
-                <w:color w:val="3C3C3C"/>
-                <w:sz w:val="15"/>
-              </w:rPr>
-              <w:t>[Net: 8.67 | D: 9 | Y: 1 | B: 0 | Başarı: %86.7]</w:t>
-            </w:r>
-          </w:p>
-        </w:tc>
-      </w:tr>
-      <w:tr>
-        <w:tc>
-          <w:tcPr>
-            <w:tcW w:type="dxa" w:w="10800"/>
-            <w:tcMar>
-              <w:top w:w="30" w:type="dxa"/>
-              <w:bottom w:w="30" w:type="dxa"/>
-              <w:left w:w="50" w:type="dxa"/>
-              <w:right w:w="50" w:type="dxa"/>
-            </w:tcMar>
-          </w:tcPr>
-          <w:p>
-            <w:pPr>
-              <w:spacing w:after="20"/>
-            </w:pPr>
-            <w:r>
-              <w:rPr>
-                <w:b/>
-                <w:color w:val="006666"/>
-                <w:sz w:val="15"/>
-              </w:rPr>
-              <w:t xml:space="preserve">📊 Kazanım Başarı Dökümü: </w:t>
-            </w:r>
-            <w:r>
-              <w:rPr>
-                <w:sz w:val="15"/>
-              </w:rPr>
-              <w:t>Davet Kartları / Mektupları (Invitation): %100 | Daveti Kabul &amp; Reddetme Kalıpları: %100 | Basit Sorular Sorma (Simple Inquiries): %50 | Friendship Okuduğunu Anlama: %100 | Kişisel Özellikler / Sıfatlar (Qualities): %100 | Mazeret Bildirme ve Özür Dileme: %100</w:t>
-            </w:r>
-          </w:p>
-          <w:p>
-            <w:pPr>
-              <w:spacing w:after="20"/>
-            </w:pPr>
-            <w:r>
-              <w:rPr>
-                <w:b/>
-                <w:color w:val="B46400"/>
-                <w:sz w:val="15"/>
-              </w:rPr>
-              <w:t xml:space="preserve">🟡 Pekiştirilecek Kazanımlar (&lt;%100): </w:t>
-            </w:r>
-            <w:r>
-              <w:rPr>
-                <w:sz w:val="15"/>
-              </w:rPr>
-              <w:t>Basit Sorular Sorma (Simple Inquiries) (%50)</w:t>
-            </w:r>
-          </w:p>
-          <w:p>
-            <w:pPr>
-              <w:spacing w:after="20"/>
-            </w:pPr>
-            <w:r>
-              <w:rPr>
-                <w:b/>
-                <w:color w:val="1F497D"/>
-                <w:sz w:val="15"/>
-              </w:rPr>
-              <w:t xml:space="preserve">💡 Öğrenciye Özel Bireysel Çalışma Reçetesi: </w:t>
-            </w:r>
-            <w:r>
-              <w:rPr>
-                <w:sz w:val="15"/>
-              </w:rPr>
-              <w:t>İngilizce branş netin: 8.67 (9 Doğru, 1 Yanlış, 0 Boş). Friendship ünitesi kelime ve diyalog hakimiyetin çok iyi. Tek net kaybının yaşandığı 'Basit Sorular Sorma' kalıbını gözden geçirerek 10'da 10 yapabilirsin.</w:t>
-            </w:r>
-          </w:p>
-          <w:p>
-            <w:pPr>
-              <w:spacing w:after="20"/>
-            </w:pPr>
-            <w:r>
-              <w:rPr>
-                <w:b/>
-                <w:color w:val="C0392B"/>
-                <w:sz w:val="15"/>
-              </w:rPr>
-              <w:t xml:space="preserve">📺 Önerilen YouTube Desteği (İleri Düzey (Şampiyon)): </w:t>
-            </w:r>
-            <w:r>
-              <w:rPr>
-                <w:b/>
-                <w:sz w:val="15"/>
-              </w:rPr>
-              <w:t xml:space="preserve">Kanal: Ümitcan Hoca | </w:t>
-            </w:r>
-            <w:r>
-              <w:rPr>
-                <w:sz w:val="15"/>
-              </w:rPr>
-              <w:t>Odak: Yeni Nesil Okuma Parçaları, Tablo &amp; Grafik Yorumlama. Taktik: Afiş, davetiye ve soru kökündeki 'NOT / except' gibi olumsuzluk ifadelerine dikkat ederek hızlan.</w:t>
-            </w:r>
-          </w:p>
-        </w:tc>
-      </w:tr>
-    </w:tbl>
-    <w:p>
-      <w:pPr>
-        <w:spacing w:before="0" w:after="20"/>
+        <w:spacing w:after="60"/>
       </w:pPr>
     </w:p>
     <w:p>
-      <w:pPr>
-        <w:spacing w:before="60" w:after="20"/>
-      </w:pPr>
       <w:r>
         <w:rPr>
           <w:b/>
-          <w:color w:val="006666"/>
-          <w:sz w:val="18"/>
+          <w:color w:val="1F497D"/>
+          <w:sz w:val="19"/>
         </w:rPr>
-        <w:t>3. KİŞİSELLEŞTİRİLMİŞ HEDEFLER VE EYLEM TAKVİMİ</w:t>
-      </w:r>
-    </w:p>
-    <w:p>
-      <w:pPr>
-        <w:pStyle w:val="ListBullet"/>
-        <w:spacing w:after="20"/>
-      </w:pPr>
-      <w:r>
-        <w:rPr>
-          <w:b/>
-          <w:sz w:val="16"/>
-        </w:rPr>
-        <w:t xml:space="preserve">14. Gün Ara Kontrol Hedefi: </w:t>
+        <w:t>3. AKADEMİK TELAFİ VE REHBERLİK ÖNERİLERİ</w:t>
+        <w:br/>
       </w:r>
       <w:r>
         <w:rPr>
-          <w:sz w:val="16"/>
+          <w:sz w:val="17"/>
         </w:rPr>
-        <w:t>53.34 Net (İlk hedefli konu tekrarları ve ödev kontrolü sonrası)</w:t>
-      </w:r>
-    </w:p>
-    <w:p>
-      <w:pPr>
-        <w:pStyle w:val="ListBullet"/>
-        <w:spacing w:after="20"/>
-      </w:pPr>
-      <w:r>
-        <w:rPr>
-          <w:b/>
-          <w:sz w:val="16"/>
-        </w:rPr>
-        <w:t xml:space="preserve">28. Gün (Sonraki Deneme) Hedefi: </w:t>
-      </w:r>
-      <w:r>
-        <w:rPr>
-          <w:sz w:val="16"/>
-        </w:rPr>
-        <w:t>57.34 Net (Ölçülebilir bir sonraki resmi deneme sınavı hedefi)</w:t>
-      </w:r>
-    </w:p>
-    <w:p>
-      <w:pPr>
-        <w:pStyle w:val="ListBullet"/>
-        <w:spacing w:after="20"/>
-      </w:pPr>
-      <w:r>
-        <w:rPr>
-          <w:b/>
-          <w:sz w:val="16"/>
-        </w:rPr>
-        <w:t xml:space="preserve">Haftalık Görev Kotası: </w:t>
-      </w:r>
-      <w:r>
-        <w:rPr>
-          <w:sz w:val="16"/>
-        </w:rPr>
-        <w:t>Haftalık 350 soru çözümü + Yanlış Defteri (Hata Analizi) tutulması ve kontrolü.</w:t>
-      </w:r>
-    </w:p>
-    <w:p>
-      <w:pPr>
-        <w:pStyle w:val="ListBullet"/>
-        <w:spacing w:after="60"/>
-      </w:pPr>
-      <w:r>
-        <w:rPr>
-          <w:b/>
-          <w:sz w:val="16"/>
-        </w:rPr>
-        <w:t xml:space="preserve">Öğrenciye Özel Genel Strateji: </w:t>
-      </w:r>
-      <w:r>
-        <w:rPr>
-          <w:sz w:val="16"/>
-        </w:rPr>
-        <w:t>Matematik temel/orta seviye problem çözümü + Türkçe paragraf.</w:t>
+        <w:t>1. Öğrencimizin yukarıda listelenen kazanım konularında eksik kalmaması için MEB Kazanım Testlerini ve ilgili ünite sorularını evde çözmesi önerilir.</w:t>
+        <w:br/>
+        <w:t>2. Kaçırılan deneme sınavı kitapçığı okuldan temin edilerek süre tutularak (Sözel 75 dk, Sayısal 80 dk) ev ortamında çözülmeli ve öğretmenlere kontrol ettirilmelidir.</w:t>
+        <w:br/>
+        <w:t>3. Bir sonraki deneme sınavında akademik kondisyonu korumak için haftalık soru çözüm kotaları aksatılmamalıdır.</w:t>
       </w:r>
     </w:p>
     <w:p>
@@ -2786,7 +754,7 @@
     </w:tbl>
     <w:sectPr>
       <w:pgSz w:w="12240" w:h="15840"/>
-      <w:pgMar w:top="576" w:right="720" w:bottom="576" w:left="720" w:header="720" w:footer="720" w:gutter="0"/>
+      <w:pgMar w:top="648" w:right="720" w:bottom="648" w:left="720" w:header="720" w:footer="720" w:gutter="0"/>
       <w:cols w:space="720"/>
       <w:docGrid w:linePitch="360"/>
     </w:sectPr>
@@ -3158,11 +1126,11 @@
     <w:qFormat/>
     <w:rsid w:val="00FC693F"/>
     <w:pPr>
-      <w:spacing w:after="40" w:line="264" w:lineRule="auto"/>
+      <w:spacing w:after="40" w:line="276" w:lineRule="auto"/>
     </w:pPr>
     <w:rPr>
       <w:rFonts w:ascii="Arial" w:hAnsi="Arial"/>
-      <w:sz w:val="17"/>
+      <w:sz w:val="18"/>
     </w:rPr>
   </w:style>
   <w:style w:type="paragraph" w:styleId="Header">
